--- a/交付成果/第4轮朗读优化版/朗读优化8周版/读书会02_慈心禅修习_8周资料包（朗读优化版）/Word版/第8周_慈经十五素质、慈巴拉密与总结回向_学员版.docx
+++ b/交付成果/第4轮朗读优化版/朗读优化8周版/读书会02_慈心禅修习_8周资料包（朗读优化版）/Word版/第8周_慈经十五素质、慈巴拉密与总结回向_学员版.docx
@@ -4,28 +4,47 @@
   <w:body>
     <w:p>
       <w:pPr>
-        <w:spacing w:before="160" w:after="80"/>
+        <w:jc w:val="right"/>
       </w:pPr>
       <w:r>
         <w:rPr>
-          <w:rFonts w:ascii="Microsoft YaHei" w:hAnsi="Microsoft YaHei" w:eastAsia="Microsoft YaHei"/>
-          <w:b/>
-          <w:color w:val="1E5631"/>
-          <w:sz w:val="34"/>
+          <w:color w:val="888888"/>
+          <w:sz w:val="16"/>
         </w:rPr>
-        <w:t>第8周：慈经十五素质、慈巴拉密与总结回向（学员版）</w:t>
+        <w:t>📅 最近更新：2026-09-22 17:16　|　学员版（第三版修订）</w:t>
       </w:r>
     </w:p>
     <w:p>
       <w:pPr>
-        <w:spacing w:before="160" w:after="80"/>
+        <w:jc w:val="right"/>
       </w:pPr>
       <w:r>
         <w:rPr>
-          <w:rFonts w:ascii="Microsoft YaHei" w:hAnsi="Microsoft YaHei" w:eastAsia="Microsoft YaHei"/>
+          <w:color w:val="888888"/>
+          <w:sz w:val="16"/>
+        </w:rPr>
+        <w:t>📅 最近更新：2026-09-09 19:00　|　v2.0 第二轮审核修订：周标题对齐确定稿、144处临时链接改为media_id出处标注、引用核查、查重边界、格式统一</w:t>
+      </w:r>
+    </w:p>
+    <w:p>
+      <w:pPr>
+        <w:jc w:val="center"/>
+      </w:pPr>
+      <w:r>
+        <w:rPr>
           <w:b/>
-          <w:color w:val="1E5631"/>
-          <w:sz w:val="28"/>
+          <w:color w:val="1E4620"/>
+          <w:sz w:val="36"/>
+        </w:rPr>
+        <w:t>第8周：慈经十五素质、慈巴拉密与总结回向</w:t>
+      </w:r>
+    </w:p>
+    <w:p>
+      <w:r>
+        <w:rPr>
+          <w:b/>
+          <w:color w:val="1E4620"/>
+          <w:sz w:val="26"/>
         </w:rPr>
         <w:t>📋 本周信息卡</w:t>
       </w:r>
@@ -34,7 +53,6 @@
       <w:tblPr>
         <w:tblStyle w:val="TableGrid"/>
         <w:tblW w:type="auto" w:w="0"/>
-        <w:jc w:val="center"/>
         <w:tblLook w:firstColumn="1" w:firstRow="1" w:lastColumn="0" w:lastRow="0" w:noHBand="0" w:noVBand="1" w:val="04A0"/>
       </w:tblPr>
       <w:tblGrid>
@@ -45,17 +63,20 @@
         <w:tc>
           <w:tcPr>
             <w:tcW w:type="dxa" w:w="4819"/>
-            <w:shd w:val="clear" w:color="auto" w:fill="1E5631"/>
+            <w:shd w:val="clear" w:fill="1E4620"/>
           </w:tcPr>
           <w:p>
-            <w:pPr>
-              <w:spacing w:after="20"/>
-            </w:pPr>
             <w:r>
               <w:rPr>
-                <w:b/>
                 <w:color w:val="FFFFFF"/>
-                <w:sz w:val="19"/>
+                <w:sz w:val="18"/>
+              </w:rPr>
+            </w:r>
+            <w:r>
+              <w:rPr>
+                <w:b w:val="0"/>
+                <w:color w:val="FFFFFF"/>
+                <w:sz w:val="18"/>
               </w:rPr>
               <w:t>项目</w:t>
             </w:r>
@@ -64,17 +85,20 @@
         <w:tc>
           <w:tcPr>
             <w:tcW w:type="dxa" w:w="4819"/>
-            <w:shd w:val="clear" w:color="auto" w:fill="1E5631"/>
+            <w:shd w:val="clear" w:fill="1E4620"/>
           </w:tcPr>
           <w:p>
-            <w:pPr>
-              <w:spacing w:after="20"/>
-            </w:pPr>
             <w:r>
               <w:rPr>
-                <w:b/>
                 <w:color w:val="FFFFFF"/>
-                <w:sz w:val="19"/>
+                <w:sz w:val="18"/>
+              </w:rPr>
+            </w:r>
+            <w:r>
+              <w:rPr>
+                <w:b w:val="0"/>
+                <w:color w:val="FFFFFF"/>
+                <w:sz w:val="18"/>
               </w:rPr>
               <w:t>内容</w:t>
             </w:r>
@@ -87,12 +111,15 @@
             <w:tcW w:type="dxa" w:w="4819"/>
           </w:tcPr>
           <w:p>
-            <w:pPr>
-              <w:spacing w:after="20"/>
-            </w:pPr>
             <w:r>
               <w:rPr>
-                <w:sz w:val="19"/>
+                <w:sz w:val="18"/>
+              </w:rPr>
+            </w:r>
+            <w:r>
+              <w:rPr>
+                <w:b w:val="0"/>
+                <w:sz w:val="18"/>
               </w:rPr>
               <w:t>时长</w:t>
             </w:r>
@@ -103,12 +130,15 @@
             <w:tcW w:type="dxa" w:w="4819"/>
           </w:tcPr>
           <w:p>
-            <w:pPr>
-              <w:spacing w:after="20"/>
-            </w:pPr>
             <w:r>
               <w:rPr>
-                <w:sz w:val="19"/>
+                <w:sz w:val="18"/>
+              </w:rPr>
+            </w:r>
+            <w:r>
+              <w:rPr>
+                <w:b w:val="0"/>
+                <w:sz w:val="18"/>
               </w:rPr>
               <w:t>120分钟</w:t>
             </w:r>
@@ -119,15 +149,18 @@
         <w:tc>
           <w:tcPr>
             <w:tcW w:type="dxa" w:w="4819"/>
-            <w:shd w:val="clear" w:color="auto" w:fill="F2F2F2"/>
+            <w:shd w:val="clear" w:fill="F2F5FA"/>
           </w:tcPr>
           <w:p>
-            <w:pPr>
-              <w:spacing w:after="20"/>
-            </w:pPr>
             <w:r>
               <w:rPr>
-                <w:sz w:val="19"/>
+                <w:sz w:val="18"/>
+              </w:rPr>
+            </w:r>
+            <w:r>
+              <w:rPr>
+                <w:b w:val="0"/>
+                <w:sz w:val="18"/>
               </w:rPr>
               <w:t>核心问题</w:t>
             </w:r>
@@ -136,15 +169,18 @@
         <w:tc>
           <w:tcPr>
             <w:tcW w:type="dxa" w:w="4819"/>
-            <w:shd w:val="clear" w:color="auto" w:fill="F2F2F2"/>
+            <w:shd w:val="clear" w:fill="F2F5FA"/>
           </w:tcPr>
           <w:p>
-            <w:pPr>
-              <w:spacing w:after="20"/>
-            </w:pPr>
             <w:r>
               <w:rPr>
-                <w:sz w:val="19"/>
+                <w:sz w:val="18"/>
+              </w:rPr>
+            </w:r>
+            <w:r>
+              <w:rPr>
+                <w:b w:val="0"/>
+                <w:sz w:val="18"/>
               </w:rPr>
               <w:t>《慈经》十五种素质是什么？什么是慈巴拉密？这8周慈心有没有改变我的生活？</w:t>
             </w:r>
@@ -157,12 +193,15 @@
             <w:tcW w:type="dxa" w:w="4819"/>
           </w:tcPr>
           <w:p>
-            <w:pPr>
-              <w:spacing w:after="20"/>
-            </w:pPr>
             <w:r>
               <w:rPr>
-                <w:sz w:val="19"/>
+                <w:sz w:val="18"/>
+              </w:rPr>
+            </w:r>
+            <w:r>
+              <w:rPr>
+                <w:b w:val="0"/>
+                <w:sz w:val="18"/>
               </w:rPr>
               <w:t>共读原文</w:t>
             </w:r>
@@ -173,12 +212,15 @@
             <w:tcW w:type="dxa" w:w="4819"/>
           </w:tcPr>
           <w:p>
-            <w:pPr>
-              <w:spacing w:after="20"/>
-            </w:pPr>
             <w:r>
               <w:rPr>
-                <w:sz w:val="19"/>
+                <w:sz w:val="18"/>
+              </w:rPr>
+            </w:r>
+            <w:r>
+              <w:rPr>
+                <w:b w:val="0"/>
+                <w:sz w:val="18"/>
               </w:rPr>
               <w:t>① 慈经中的十五种素质（素质1/10课件）② 慈巴拉密——第九种圆满（菩萨道思想12课件）③ 总结回向（回向偈+发愿文）</w:t>
             </w:r>
@@ -189,15 +231,18 @@
         <w:tc>
           <w:tcPr>
             <w:tcW w:type="dxa" w:w="4819"/>
-            <w:shd w:val="clear" w:color="auto" w:fill="F2F2F2"/>
+            <w:shd w:val="clear" w:fill="F2F5FA"/>
           </w:tcPr>
           <w:p>
-            <w:pPr>
-              <w:spacing w:after="20"/>
-            </w:pPr>
             <w:r>
               <w:rPr>
-                <w:sz w:val="19"/>
+                <w:sz w:val="18"/>
+              </w:rPr>
+            </w:r>
+            <w:r>
+              <w:rPr>
+                <w:b w:val="0"/>
+                <w:sz w:val="18"/>
               </w:rPr>
               <w:t>本周活动</w:t>
             </w:r>
@@ -206,15 +251,18 @@
         <w:tc>
           <w:tcPr>
             <w:tcW w:type="dxa" w:w="4819"/>
-            <w:shd w:val="clear" w:color="auto" w:fill="F2F2F2"/>
+            <w:shd w:val="clear" w:fill="F2F5FA"/>
           </w:tcPr>
           <w:p>
-            <w:pPr>
-              <w:spacing w:after="20"/>
-            </w:pPr>
             <w:r>
               <w:rPr>
-                <w:sz w:val="19"/>
+                <w:sz w:val="18"/>
+              </w:rPr>
+            </w:r>
+            <w:r>
+              <w:rPr>
+                <w:b w:val="0"/>
+                <w:sz w:val="18"/>
               </w:rPr>
               <w:t>慈心修习回顾 + 每人深度分享 + 展望</w:t>
             </w:r>
@@ -223,15 +271,11 @@
       </w:tr>
     </w:tbl>
     <w:p>
-      <w:pPr>
-        <w:spacing w:before="160" w:after="80"/>
-      </w:pPr>
       <w:r>
         <w:rPr>
-          <w:rFonts w:ascii="Microsoft YaHei" w:hAnsi="Microsoft YaHei" w:eastAsia="Microsoft YaHei"/>
           <w:b/>
-          <w:color w:val="1E5631"/>
-          <w:sz w:val="28"/>
+          <w:color w:val="1E4620"/>
+          <w:sz w:val="26"/>
         </w:rPr>
         <w:t>🧘 静心开场（10 min）</w:t>
       </w:r>
@@ -240,199 +284,179 @@
       <w:r>
         <w:rPr>
           <w:b/>
-          <w:sz w:val="21"/>
         </w:rPr>
         <w:t>请跟随引导静心</w:t>
       </w:r>
       <w:r>
         <w:rPr>
-          <w:sz w:val="21"/>
+          <w:b w:val="0"/>
         </w:rPr>
         <w:t>：</w:t>
       </w:r>
     </w:p>
     <w:p>
       <w:pPr>
-        <w:spacing w:before="40" w:after="80"/>
-        <w:ind w:left="283"/>
-        <w:shd w:val="clear" w:color="auto" w:fill="EDF6EF"/>
+        <w:ind w:left="170"/>
         <w:pBdr>
-          <w:left w:val="single" w:sz="20" w:space="6" w:color="1E5631"/>
+          <w:left w:val="single" w:sz="18" w:space="4" w:color="1E4620"/>
         </w:pBdr>
+        <w:shd w:val="clear" w:fill="F2F5FA"/>
       </w:pPr>
       <w:r>
         <w:rPr>
-          <w:sz w:val="20"/>
+          <w:b w:val="0"/>
         </w:rPr>
         <w:t>今天是第8周，也是我们8周共学的最后一聚。先静坐一分钟，然后我们像第一周那样，一起回顾这8周走过的心路。（停顿）</w:t>
       </w:r>
     </w:p>
     <w:p>
       <w:pPr>
-        <w:spacing w:before="40" w:after="80"/>
-        <w:ind w:left="283"/>
-        <w:shd w:val="clear" w:color="auto" w:fill="EDF6EF"/>
+        <w:ind w:left="170"/>
         <w:pBdr>
-          <w:left w:val="single" w:sz="20" w:space="6" w:color="1E5631"/>
+          <w:left w:val="single" w:sz="18" w:space="4" w:color="1E4620"/>
         </w:pBdr>
+        <w:shd w:val="clear" w:fill="F2F5FA"/>
       </w:pPr>
       <w:r>
         <w:rPr>
-          <w:sz w:val="20"/>
+          <w:b w:val="0"/>
         </w:rPr>
         <w:t>第一周，我们认识了慈心的意义、功德与它在四护卫禅中的定位；第二周，学会用四句祝福语对自己好；第三周，祝福亲爱的同性与中性者，认识了慈心所缘的禁忌；第四周，尝试突破怨敌的障碍；第五周，破除界限，把慈心扩展到十方遍满；第六周，认识了慈悲喜舍四无量心；第七周，把慈心带回生活、带进冲突现场，学着与入出息念配合。今天，我们读《慈经》的十五种素质和慈巴拉密，一起为这段旅程作个总结与回向。</w:t>
       </w:r>
     </w:p>
     <w:p>
       <w:pPr>
-        <w:spacing w:before="40" w:after="80"/>
-        <w:ind w:left="283"/>
-        <w:shd w:val="clear" w:color="auto" w:fill="EDF6EF"/>
+        <w:ind w:left="170"/>
         <w:pBdr>
-          <w:left w:val="single" w:sz="20" w:space="6" w:color="1E5631"/>
+          <w:left w:val="single" w:sz="18" w:space="4" w:color="1E4620"/>
         </w:pBdr>
+        <w:shd w:val="clear" w:fill="F2F5FA"/>
       </w:pPr>
       <w:r>
         <w:rPr>
-          <w:sz w:val="20"/>
+          <w:b w:val="0"/>
         </w:rPr>
         <w:t xml:space="preserve">💬 </w:t>
       </w:r>
       <w:r>
         <w:rPr>
           <w:b/>
-          <w:sz w:val="20"/>
         </w:rPr>
         <w:t>破冰｜3–5分钟</w:t>
       </w:r>
       <w:r>
         <w:rPr>
-          <w:sz w:val="20"/>
+          <w:b w:val="0"/>
         </w:rPr>
         <w:t>：这8周里，哪一周你的心变化最大？用一个词说说。</w:t>
       </w:r>
     </w:p>
     <w:p>
       <w:pPr>
-        <w:spacing w:before="40" w:after="80"/>
-        <w:ind w:left="283"/>
-        <w:shd w:val="clear" w:color="auto" w:fill="EDF6EF"/>
+        <w:ind w:left="170"/>
         <w:pBdr>
-          <w:left w:val="single" w:sz="20" w:space="6" w:color="1E5631"/>
+          <w:left w:val="single" w:sz="18" w:space="4" w:color="1E4620"/>
         </w:pBdr>
+        <w:shd w:val="clear" w:fill="F2F5FA"/>
       </w:pPr>
       <w:r>
         <w:rPr>
-          <w:sz w:val="20"/>
+          <w:b w:val="0"/>
         </w:rPr>
         <w:t xml:space="preserve">🛡️ </w:t>
       </w:r>
       <w:r>
         <w:rPr>
           <w:b/>
-          <w:sz w:val="20"/>
         </w:rPr>
         <w:t>心理安全三约定</w:t>
       </w:r>
       <w:r>
         <w:rPr>
-          <w:sz w:val="20"/>
+          <w:b w:val="0"/>
         </w:rPr>
         <w:t xml:space="preserve">（每次开场在心里过一遍）：① </w:t>
       </w:r>
       <w:r>
         <w:rPr>
           <w:b/>
-          <w:sz w:val="20"/>
         </w:rPr>
         <w:t>保密</w:t>
       </w:r>
       <w:r>
         <w:rPr>
-          <w:sz w:val="20"/>
+          <w:b w:val="0"/>
         </w:rPr>
         <w:t xml:space="preserve">——这里说的话不出这间屋子；② </w:t>
       </w:r>
       <w:r>
         <w:rPr>
           <w:b/>
-          <w:sz w:val="20"/>
         </w:rPr>
         <w:t>不评判</w:t>
       </w:r>
       <w:r>
         <w:rPr>
-          <w:sz w:val="20"/>
+          <w:b w:val="0"/>
         </w:rPr>
         <w:t xml:space="preserve">——不评价任何人的分享，也不急着评价自己；③ </w:t>
       </w:r>
       <w:r>
         <w:rPr>
           <w:b/>
-          <w:sz w:val="20"/>
         </w:rPr>
         <w:t>可随时暂停</w:t>
       </w:r>
       <w:r>
         <w:rPr>
-          <w:sz w:val="20"/>
+          <w:b w:val="0"/>
         </w:rPr>
         <w:t>——任何时候觉得不舒服，都可以停下来休息、喝水或离开，不需要解释。</w:t>
       </w:r>
     </w:p>
     <w:p>
-      <w:pPr>
-        <w:spacing w:before="160" w:after="80"/>
-      </w:pPr>
       <w:r>
         <w:rPr>
-          <w:rFonts w:ascii="Microsoft YaHei" w:hAnsi="Microsoft YaHei" w:eastAsia="Microsoft YaHei"/>
           <w:b/>
-          <w:color w:val="1E5631"/>
-          <w:sz w:val="28"/>
+          <w:color w:val="1E4620"/>
+          <w:sz w:val="26"/>
         </w:rPr>
         <w:t>📖 共读原文（25 min）</w:t>
       </w:r>
     </w:p>
     <w:p>
       <w:pPr>
-        <w:spacing w:before="40" w:after="80"/>
-        <w:ind w:left="283"/>
-        <w:shd w:val="clear" w:color="auto" w:fill="EDF6EF"/>
+        <w:ind w:left="170"/>
         <w:pBdr>
-          <w:left w:val="single" w:sz="20" w:space="6" w:color="1E5631"/>
+          <w:left w:val="single" w:sz="18" w:space="4" w:color="1E4620"/>
         </w:pBdr>
+        <w:shd w:val="clear" w:fill="F2F5FA"/>
       </w:pPr>
       <w:r>
         <w:rPr>
-          <w:sz w:val="20"/>
+          <w:b w:val="0"/>
         </w:rPr>
         <w:t xml:space="preserve">🎤 </w:t>
       </w:r>
       <w:r>
         <w:rPr>
           <w:b/>
-          <w:sz w:val="20"/>
         </w:rPr>
         <w:t>本周朗读段</w:t>
       </w:r>
       <w:r>
         <w:rPr>
-          <w:sz w:val="20"/>
+          <w:b w:val="0"/>
         </w:rPr>
         <w:t>（★核心段落｜约 550 字｜中等稍慢约 3 分钟；本讲共读原文正文合计约 852 字）：先朗读全部★核心段落；◈扩展段落及补充原文作默读／选读／延伸。</w:t>
       </w:r>
     </w:p>
     <w:p>
-      <w:pPr>
-        <w:spacing w:before="120" w:after="80"/>
-      </w:pPr>
       <w:r>
         <w:rPr>
-          <w:rFonts w:ascii="Microsoft YaHei" w:hAnsi="Microsoft YaHei" w:eastAsia="Microsoft YaHei"/>
           <w:b/>
-          <w:color w:val="1E5631"/>
-          <w:sz w:val="25"/>
+          <w:color w:val="1E4620"/>
+          <w:sz w:val="23"/>
         </w:rPr>
         <w:t>原文材料①：慈经中的十五种素质（十五慈前分）</w:t>
       </w:r>
@@ -441,13 +465,12 @@
       <w:r>
         <w:rPr>
           <w:b/>
-          <w:sz w:val="21"/>
         </w:rPr>
         <w:t>★核心段落（必读）</w:t>
       </w:r>
       <w:r>
         <w:rPr>
-          <w:sz w:val="21"/>
+          <w:b w:val="0"/>
         </w:rPr>
         <w:t>【本周朗读段】</w:t>
       </w:r>
@@ -455,31 +478,75 @@
     <w:p>
       <w:r>
         <w:rPr>
-          <w:sz w:val="21"/>
+          <w:b w:val="0"/>
         </w:rPr>
         <w:t>《应作慈爱经》开篇的十五种素质——经文说，善求义利、领悟寂静境界后应当作：</w:t>
       </w:r>
     </w:p>
     <w:p>
       <w:pPr>
-        <w:spacing w:before="40" w:after="80"/>
-        <w:ind w:left="283"/>
-        <w:shd w:val="clear" w:color="auto" w:fill="EDF6EF"/>
+        <w:ind w:left="170"/>
         <w:pBdr>
-          <w:left w:val="single" w:sz="20" w:space="6" w:color="1E5631"/>
+          <w:left w:val="single" w:sz="18" w:space="4" w:color="1E4620"/>
         </w:pBdr>
+        <w:shd w:val="clear" w:fill="F2F5FA"/>
       </w:pPr>
       <w:r>
         <w:rPr>
-          <w:sz w:val="20"/>
+          <w:b w:val="0"/>
         </w:rPr>
-        <w:t>有能力（堪能）、正直、诚实，顺从（易受劝）、柔和、不骄慢； 知足、易扶养，少事务、生活简朴， 诸根寂静、贤明，不无礼与不贪著居家； 只要会遭智者谴责，即使是小事也不做。</w:t>
+        <w:t>有能力（堪能）、正直、诚实，顺从（易受劝）、柔和、不骄慢；</w:t>
+      </w:r>
+    </w:p>
+    <w:p>
+      <w:pPr>
+        <w:ind w:left="170"/>
+        <w:pBdr>
+          <w:left w:val="single" w:sz="18" w:space="4" w:color="1E4620"/>
+        </w:pBdr>
+        <w:shd w:val="clear" w:fill="F2F5FA"/>
+      </w:pPr>
+      <w:r>
+        <w:rPr>
+          <w:b w:val="0"/>
+        </w:rPr>
+        <w:t>知足、易扶养，少事务、生活简朴，</w:t>
+      </w:r>
+    </w:p>
+    <w:p>
+      <w:pPr>
+        <w:ind w:left="170"/>
+        <w:pBdr>
+          <w:left w:val="single" w:sz="18" w:space="4" w:color="1E4620"/>
+        </w:pBdr>
+        <w:shd w:val="clear" w:fill="F2F5FA"/>
+      </w:pPr>
+      <w:r>
+        <w:rPr>
+          <w:b w:val="0"/>
+        </w:rPr>
+        <w:t>诸根寂静、贤明，不无礼与不贪著居家；</w:t>
+      </w:r>
+    </w:p>
+    <w:p>
+      <w:pPr>
+        <w:ind w:left="170"/>
+        <w:pBdr>
+          <w:left w:val="single" w:sz="18" w:space="4" w:color="1E4620"/>
+        </w:pBdr>
+        <w:shd w:val="clear" w:fill="F2F5FA"/>
+      </w:pPr>
+      <w:r>
+        <w:rPr>
+          <w:b w:val="0"/>
+        </w:rPr>
+        <w:t>只要会遭智者谴责，即使是小事也不做。</w:t>
       </w:r>
     </w:p>
     <w:p>
       <w:r>
         <w:rPr>
-          <w:sz w:val="21"/>
+          <w:b w:val="0"/>
         </w:rPr>
         <w:t>课件对前几项的逐条讲解（巴利-中文对照）：</w:t>
       </w:r>
@@ -488,7 +555,6 @@
       <w:tblPr>
         <w:tblStyle w:val="TableGrid"/>
         <w:tblW w:type="auto" w:w="0"/>
-        <w:jc w:val="center"/>
         <w:tblLook w:firstColumn="1" w:firstRow="1" w:lastColumn="0" w:lastRow="0" w:noHBand="0" w:noVBand="1" w:val="04A0"/>
       </w:tblPr>
       <w:tblGrid>
@@ -500,17 +566,20 @@
         <w:tc>
           <w:tcPr>
             <w:tcW w:type="dxa" w:w="3213"/>
-            <w:shd w:val="clear" w:color="auto" w:fill="1E5631"/>
+            <w:shd w:val="clear" w:fill="1E4620"/>
           </w:tcPr>
           <w:p>
-            <w:pPr>
-              <w:spacing w:after="20"/>
-            </w:pPr>
             <w:r>
               <w:rPr>
-                <w:b/>
                 <w:color w:val="FFFFFF"/>
-                <w:sz w:val="19"/>
+                <w:sz w:val="18"/>
+              </w:rPr>
+            </w:r>
+            <w:r>
+              <w:rPr>
+                <w:b w:val="0"/>
+                <w:color w:val="FFFFFF"/>
+                <w:sz w:val="18"/>
               </w:rPr>
               <w:t>巴利语</w:t>
             </w:r>
@@ -519,17 +588,20 @@
         <w:tc>
           <w:tcPr>
             <w:tcW w:type="dxa" w:w="3213"/>
-            <w:shd w:val="clear" w:color="auto" w:fill="1E5631"/>
+            <w:shd w:val="clear" w:fill="1E4620"/>
           </w:tcPr>
           <w:p>
-            <w:pPr>
-              <w:spacing w:after="20"/>
-            </w:pPr>
             <w:r>
               <w:rPr>
-                <w:b/>
                 <w:color w:val="FFFFFF"/>
-                <w:sz w:val="19"/>
+                <w:sz w:val="18"/>
+              </w:rPr>
+            </w:r>
+            <w:r>
+              <w:rPr>
+                <w:b w:val="0"/>
+                <w:color w:val="FFFFFF"/>
+                <w:sz w:val="18"/>
               </w:rPr>
               <w:t>中文</w:t>
             </w:r>
@@ -538,17 +610,20 @@
         <w:tc>
           <w:tcPr>
             <w:tcW w:type="dxa" w:w="3213"/>
-            <w:shd w:val="clear" w:color="auto" w:fill="1E5631"/>
+            <w:shd w:val="clear" w:fill="1E4620"/>
           </w:tcPr>
           <w:p>
-            <w:pPr>
-              <w:spacing w:after="20"/>
-            </w:pPr>
             <w:r>
               <w:rPr>
-                <w:b/>
                 <w:color w:val="FFFFFF"/>
-                <w:sz w:val="19"/>
+                <w:sz w:val="18"/>
+              </w:rPr>
+            </w:r>
+            <w:r>
+              <w:rPr>
+                <w:b w:val="0"/>
+                <w:color w:val="FFFFFF"/>
+                <w:sz w:val="18"/>
               </w:rPr>
               <w:t>讲解要点</w:t>
             </w:r>
@@ -561,12 +636,15 @@
             <w:tcW w:type="dxa" w:w="3213"/>
           </w:tcPr>
           <w:p>
-            <w:pPr>
-              <w:spacing w:after="20"/>
-            </w:pPr>
             <w:r>
               <w:rPr>
-                <w:sz w:val="19"/>
+                <w:sz w:val="18"/>
+              </w:rPr>
+            </w:r>
+            <w:r>
+              <w:rPr>
+                <w:b w:val="0"/>
+                <w:sz w:val="18"/>
               </w:rPr>
               <w:t>sakko</w:t>
             </w:r>
@@ -577,12 +655,15 @@
             <w:tcW w:type="dxa" w:w="3213"/>
           </w:tcPr>
           <w:p>
-            <w:pPr>
-              <w:spacing w:after="20"/>
-            </w:pPr>
             <w:r>
               <w:rPr>
-                <w:sz w:val="19"/>
+                <w:sz w:val="18"/>
+              </w:rPr>
+            </w:r>
+            <w:r>
+              <w:rPr>
+                <w:b w:val="0"/>
+                <w:sz w:val="18"/>
               </w:rPr>
               <w:t>堪能／有能力</w:t>
             </w:r>
@@ -593,12 +674,15 @@
             <w:tcW w:type="dxa" w:w="3213"/>
           </w:tcPr>
           <w:p>
-            <w:pPr>
-              <w:spacing w:after="20"/>
-            </w:pPr>
             <w:r>
               <w:rPr>
-                <w:sz w:val="19"/>
+                <w:sz w:val="18"/>
+              </w:rPr>
+            </w:r>
+            <w:r>
+              <w:rPr>
+                <w:b w:val="0"/>
+                <w:sz w:val="18"/>
               </w:rPr>
               <w:t>住阿兰若的比库想要住于"证知寂静的境界"……即拥有第二、第四精勤支</w:t>
             </w:r>
@@ -609,15 +693,18 @@
         <w:tc>
           <w:tcPr>
             <w:tcW w:type="dxa" w:w="3213"/>
-            <w:shd w:val="clear" w:color="auto" w:fill="F2F2F2"/>
+            <w:shd w:val="clear" w:fill="F2F5FA"/>
           </w:tcPr>
           <w:p>
-            <w:pPr>
-              <w:spacing w:after="20"/>
-            </w:pPr>
             <w:r>
               <w:rPr>
-                <w:sz w:val="19"/>
+                <w:sz w:val="18"/>
+              </w:rPr>
+            </w:r>
+            <w:r>
+              <w:rPr>
+                <w:b w:val="0"/>
+                <w:sz w:val="18"/>
               </w:rPr>
               <w:t>ujū / sūjū</w:t>
             </w:r>
@@ -626,15 +713,18 @@
         <w:tc>
           <w:tcPr>
             <w:tcW w:type="dxa" w:w="3213"/>
-            <w:shd w:val="clear" w:color="auto" w:fill="F2F2F2"/>
+            <w:shd w:val="clear" w:fill="F2F5FA"/>
           </w:tcPr>
           <w:p>
-            <w:pPr>
-              <w:spacing w:after="20"/>
-            </w:pPr>
             <w:r>
               <w:rPr>
-                <w:sz w:val="19"/>
+                <w:sz w:val="18"/>
+              </w:rPr>
+            </w:r>
+            <w:r>
+              <w:rPr>
+                <w:b w:val="0"/>
+                <w:sz w:val="18"/>
               </w:rPr>
               <w:t>正直／善正直</w:t>
             </w:r>
@@ -643,15 +733,18 @@
         <w:tc>
           <w:tcPr>
             <w:tcW w:type="dxa" w:w="3213"/>
-            <w:shd w:val="clear" w:color="auto" w:fill="F2F2F2"/>
+            <w:shd w:val="clear" w:fill="F2F5FA"/>
           </w:tcPr>
           <w:p>
-            <w:pPr>
-              <w:spacing w:after="20"/>
-            </w:pPr>
             <w:r>
               <w:rPr>
-                <w:sz w:val="19"/>
+                <w:sz w:val="18"/>
+              </w:rPr>
+            </w:r>
+            <w:r>
+              <w:rPr>
+                <w:b w:val="0"/>
+                <w:sz w:val="18"/>
               </w:rPr>
               <w:t>—</w:t>
             </w:r>
@@ -664,12 +757,15 @@
             <w:tcW w:type="dxa" w:w="3213"/>
           </w:tcPr>
           <w:p>
-            <w:pPr>
-              <w:spacing w:after="20"/>
-            </w:pPr>
             <w:r>
               <w:rPr>
-                <w:sz w:val="19"/>
+                <w:sz w:val="18"/>
+              </w:rPr>
+            </w:r>
+            <w:r>
+              <w:rPr>
+                <w:b w:val="0"/>
+                <w:sz w:val="18"/>
               </w:rPr>
               <w:t>suvaco</w:t>
             </w:r>
@@ -680,12 +776,15 @@
             <w:tcW w:type="dxa" w:w="3213"/>
           </w:tcPr>
           <w:p>
-            <w:pPr>
-              <w:spacing w:after="20"/>
-            </w:pPr>
             <w:r>
               <w:rPr>
-                <w:sz w:val="19"/>
+                <w:sz w:val="18"/>
+              </w:rPr>
+            </w:r>
+            <w:r>
+              <w:rPr>
+                <w:b w:val="0"/>
+                <w:sz w:val="18"/>
               </w:rPr>
               <w:t>易受劝</w:t>
             </w:r>
@@ -696,12 +795,15 @@
             <w:tcW w:type="dxa" w:w="3213"/>
           </w:tcPr>
           <w:p>
-            <w:pPr>
-              <w:spacing w:after="20"/>
-            </w:pPr>
             <w:r>
               <w:rPr>
-                <w:sz w:val="19"/>
+                <w:sz w:val="18"/>
+              </w:rPr>
+            </w:r>
+            <w:r>
+              <w:rPr>
+                <w:b w:val="0"/>
+                <w:sz w:val="18"/>
               </w:rPr>
               <w:t>—</w:t>
             </w:r>
@@ -712,15 +814,18 @@
         <w:tc>
           <w:tcPr>
             <w:tcW w:type="dxa" w:w="3213"/>
-            <w:shd w:val="clear" w:color="auto" w:fill="F2F2F2"/>
+            <w:shd w:val="clear" w:fill="F2F5FA"/>
           </w:tcPr>
           <w:p>
-            <w:pPr>
-              <w:spacing w:after="20"/>
-            </w:pPr>
             <w:r>
               <w:rPr>
-                <w:sz w:val="19"/>
+                <w:sz w:val="18"/>
+              </w:rPr>
+            </w:r>
+            <w:r>
+              <w:rPr>
+                <w:b w:val="0"/>
+                <w:sz w:val="18"/>
               </w:rPr>
               <w:t>mudu</w:t>
             </w:r>
@@ -729,15 +834,18 @@
         <w:tc>
           <w:tcPr>
             <w:tcW w:type="dxa" w:w="3213"/>
-            <w:shd w:val="clear" w:color="auto" w:fill="F2F2F2"/>
+            <w:shd w:val="clear" w:fill="F2F5FA"/>
           </w:tcPr>
           <w:p>
-            <w:pPr>
-              <w:spacing w:after="20"/>
-            </w:pPr>
             <w:r>
               <w:rPr>
-                <w:sz w:val="19"/>
+                <w:sz w:val="18"/>
+              </w:rPr>
+            </w:r>
+            <w:r>
+              <w:rPr>
+                <w:b w:val="0"/>
+                <w:sz w:val="18"/>
               </w:rPr>
               <w:t>柔和</w:t>
             </w:r>
@@ -746,15 +854,18 @@
         <w:tc>
           <w:tcPr>
             <w:tcW w:type="dxa" w:w="3213"/>
-            <w:shd w:val="clear" w:color="auto" w:fill="F2F2F2"/>
+            <w:shd w:val="clear" w:fill="F2F5FA"/>
           </w:tcPr>
           <w:p>
-            <w:pPr>
-              <w:spacing w:after="20"/>
-            </w:pPr>
             <w:r>
               <w:rPr>
-                <w:sz w:val="19"/>
+                <w:sz w:val="18"/>
+              </w:rPr>
+            </w:r>
+            <w:r>
+              <w:rPr>
+                <w:b w:val="0"/>
+                <w:sz w:val="18"/>
               </w:rPr>
               <w:t>—</w:t>
             </w:r>
@@ -767,12 +878,15 @@
             <w:tcW w:type="dxa" w:w="3213"/>
           </w:tcPr>
           <w:p>
-            <w:pPr>
-              <w:spacing w:after="20"/>
-            </w:pPr>
             <w:r>
               <w:rPr>
-                <w:sz w:val="19"/>
+                <w:sz w:val="18"/>
+              </w:rPr>
+            </w:r>
+            <w:r>
+              <w:rPr>
+                <w:b w:val="0"/>
+                <w:sz w:val="18"/>
               </w:rPr>
               <w:t>anatimānī</w:t>
             </w:r>
@@ -783,12 +897,15 @@
             <w:tcW w:type="dxa" w:w="3213"/>
           </w:tcPr>
           <w:p>
-            <w:pPr>
-              <w:spacing w:after="20"/>
-            </w:pPr>
             <w:r>
               <w:rPr>
-                <w:sz w:val="19"/>
+                <w:sz w:val="18"/>
+              </w:rPr>
+            </w:r>
+            <w:r>
+              <w:rPr>
+                <w:b w:val="0"/>
+                <w:sz w:val="18"/>
               </w:rPr>
               <w:t>不骄慢</w:t>
             </w:r>
@@ -799,12 +916,15 @@
             <w:tcW w:type="dxa" w:w="3213"/>
           </w:tcPr>
           <w:p>
-            <w:pPr>
-              <w:spacing w:after="20"/>
-            </w:pPr>
             <w:r>
               <w:rPr>
-                <w:sz w:val="19"/>
+                <w:sz w:val="18"/>
+              </w:rPr>
+            </w:r>
+            <w:r>
+              <w:rPr>
+                <w:b w:val="0"/>
+                <w:sz w:val="18"/>
               </w:rPr>
               <w:t>—</w:t>
             </w:r>
@@ -815,7 +935,7 @@
     <w:p>
       <w:r>
         <w:rPr>
-          <w:sz w:val="21"/>
+          <w:b w:val="0"/>
         </w:rPr>
         <w:t>（正精进：已生善法令增长、未生善法令生起，已生不善令断除、未生不善令不生。）</w:t>
       </w:r>
@@ -824,13 +944,12 @@
       <w:r>
         <w:rPr>
           <w:b/>
-          <w:sz w:val="21"/>
         </w:rPr>
         <w:t>★核心段落（必读）</w:t>
       </w:r>
       <w:r>
         <w:rPr>
-          <w:sz w:val="21"/>
+          <w:b w:val="0"/>
         </w:rPr>
         <w:t>【本周朗读段】</w:t>
       </w:r>
@@ -838,75 +957,61 @@
     <w:p>
       <w:r>
         <w:rPr>
-          <w:sz w:val="21"/>
+          <w:b w:val="0"/>
         </w:rPr>
         <w:t>系列最后一句总结（素质10课件）：</w:t>
       </w:r>
     </w:p>
     <w:p>
       <w:pPr>
-        <w:spacing w:before="40" w:after="80"/>
-        <w:ind w:left="283"/>
-        <w:shd w:val="clear" w:color="auto" w:fill="EDF6EF"/>
+        <w:ind w:left="170"/>
         <w:pBdr>
-          <w:left w:val="single" w:sz="20" w:space="6" w:color="1E5631"/>
+          <w:left w:val="single" w:sz="18" w:space="4" w:color="1E4620"/>
         </w:pBdr>
+        <w:shd w:val="clear" w:fill="F2F5FA"/>
       </w:pPr>
       <w:r>
         <w:rPr>
-          <w:sz w:val="20"/>
+          <w:b w:val="0"/>
         </w:rPr>
         <w:t>如果一个僧团想要安稳、进步，每个成员都能有良好的僧格培育，我们应该怎么做呢？——依着《应作慈爱经》的十五种素质去检验自己，然后去实行、提升自己的素质。</w:t>
       </w:r>
     </w:p>
     <w:p>
-      <w:pPr>
-        <w:spacing w:before="120" w:after="80"/>
-      </w:pPr>
       <w:r>
         <w:rPr>
-          <w:rFonts w:ascii="Microsoft YaHei" w:hAnsi="Microsoft YaHei" w:eastAsia="Microsoft YaHei"/>
           <w:b/>
-          <w:color w:val="1E5631"/>
-          <w:sz w:val="25"/>
+          <w:color w:val="1E4620"/>
+          <w:sz w:val="23"/>
         </w:rPr>
         <w:t>原文材料②：慈巴拉密——慈心是第九种圆满</w:t>
       </w:r>
     </w:p>
     <w:p>
       <w:pPr>
-        <w:ind w:left="340"/>
+        <w:pStyle w:val="ListBullet"/>
       </w:pPr>
       <w:r>
         <w:rPr>
-          <w:color w:val="1E5631"/>
-          <w:sz w:val="21"/>
-        </w:rPr>
-        <w:t xml:space="preserve">• </w:t>
-      </w:r>
-      <w:r>
-        <w:rPr>
           <w:b/>
-          <w:sz w:val="21"/>
         </w:rPr>
         <w:t>📌 系列分工</w:t>
       </w:r>
       <w:r>
         <w:rPr>
-          <w:sz w:val="21"/>
+          <w:b w:val="0"/>
         </w:rPr>
         <w:t>：十巴拉密的</w:t>
       </w:r>
       <w:r>
         <w:rPr>
           <w:b/>
-          <w:sz w:val="21"/>
         </w:rPr>
         <w:t>完整体系归读书会17《菩萨道思想》</w:t>
       </w:r>
       <w:r>
         <w:rPr>
-          <w:sz w:val="21"/>
+          <w:b w:val="0"/>
         </w:rPr>
         <w:t>，本周只读"慈巴拉密"部分</w:t>
       </w:r>
@@ -915,13 +1020,12 @@
       <w:r>
         <w:rPr>
           <w:b/>
-          <w:sz w:val="21"/>
         </w:rPr>
         <w:t>★核心段落（必读）</w:t>
       </w:r>
       <w:r>
         <w:rPr>
-          <w:sz w:val="21"/>
+          <w:b w:val="0"/>
         </w:rPr>
         <w:t>【本周朗读段】</w:t>
       </w:r>
@@ -930,61 +1034,39 @@
       <w:r>
         <w:rPr>
           <w:b/>
-          <w:sz w:val="21"/>
         </w:rPr>
         <w:t>「慈爱」本质义</w:t>
       </w:r>
     </w:p>
     <w:p>
       <w:pPr>
-        <w:ind w:left="340"/>
+        <w:pStyle w:val="ListBullet"/>
       </w:pPr>
       <w:r>
         <w:rPr>
-          <w:color w:val="1E5631"/>
-          <w:sz w:val="21"/>
-        </w:rPr>
-        <w:t xml:space="preserve">• </w:t>
-      </w:r>
-      <w:r>
-        <w:rPr>
-          <w:sz w:val="21"/>
+          <w:b w:val="0"/>
         </w:rPr>
         <w:t>属无瞋心所。</w:t>
       </w:r>
     </w:p>
     <w:p>
       <w:pPr>
-        <w:ind w:left="340"/>
+        <w:pStyle w:val="ListBullet"/>
       </w:pPr>
       <w:r>
         <w:rPr>
-          <w:color w:val="1E5631"/>
-          <w:sz w:val="21"/>
-        </w:rPr>
-        <w:t xml:space="preserve">• </w:t>
-      </w:r>
-      <w:r>
-        <w:rPr>
-          <w:sz w:val="21"/>
+          <w:b w:val="0"/>
         </w:rPr>
         <w:t>如同「忍辱」本质义一样，并非所有的「无瞋」即是「忍辱」。就在对方侵犯之际，自己不起瞋而加以遏制，因此忍辱即是无瞋。</w:t>
       </w:r>
     </w:p>
     <w:p>
       <w:pPr>
-        <w:ind w:left="340"/>
+        <w:pStyle w:val="ListBullet"/>
       </w:pPr>
       <w:r>
         <w:rPr>
-          <w:color w:val="1E5631"/>
-          <w:sz w:val="21"/>
-        </w:rPr>
-        <w:t xml:space="preserve">• </w:t>
-      </w:r>
-      <w:r>
-        <w:rPr>
-          <w:sz w:val="21"/>
+          <w:b w:val="0"/>
         </w:rPr>
         <w:t>「慈爱」本质义亦复如是，期许「众生获益」之无瞋心所。</w:t>
       </w:r>
@@ -992,7 +1074,7 @@
     <w:p>
       <w:r>
         <w:rPr>
-          <w:sz w:val="21"/>
+          <w:b w:val="0"/>
         </w:rPr>
         <w:t>慈是一个真正存在的胜义（paramattha）法。但在列举胜义法（即心、心所、色和涅槃）时，慈并没有被个别地列出来，因为它包括在无瞋心所（adosa-cetasika）中。无瞋心所的含义很广，而慈是无瞋心所的一部分。</w:t>
       </w:r>
@@ -1001,13 +1083,12 @@
       <w:r>
         <w:rPr>
           <w:b/>
-          <w:sz w:val="21"/>
         </w:rPr>
         <w:t>◈扩展段落（可选）</w:t>
       </w:r>
       <w:r>
         <w:rPr>
-          <w:sz w:val="21"/>
+          <w:b w:val="0"/>
         </w:rPr>
         <w:t>【默读／选读／延伸】</w:t>
       </w:r>
@@ -1016,7 +1097,6 @@
       <w:r>
         <w:rPr>
           <w:b/>
-          <w:sz w:val="21"/>
         </w:rPr>
         <w:t>依《慈经》来修慈的方法</w:t>
       </w:r>
@@ -1024,7 +1104,7 @@
     <w:p>
       <w:r>
         <w:rPr>
-          <w:sz w:val="21"/>
+          <w:b w:val="0"/>
         </w:rPr>
         <w:t>《慈经》是佛陀对五百位住林野比库开示的，在圣典结集时，这部经收录在《经集》（Sutta-nipāta）和《小诵》（Khuddaka-pāṭha）中。这部经一开始提到那些想修慈的人应具备的十五种德行。这十五种在巴利语中，即是大家所熟知的十五慈前分（mettā-pubbabhāga），也就是在修习慈爱之前所应具备的德行。</w:t>
       </w:r>
@@ -1033,44 +1113,86 @@
       <w:r>
         <w:rPr>
           <w:b/>
-          <w:sz w:val="21"/>
         </w:rPr>
         <w:t>528个慈爱</w:t>
       </w:r>
       <w:r>
         <w:rPr>
-          <w:sz w:val="21"/>
+          <w:b w:val="0"/>
         </w:rPr>
         <w:t>（与第5周《智慧之光》的算法一致）：</w:t>
       </w:r>
     </w:p>
     <w:p>
       <w:pPr>
-        <w:spacing w:before="40" w:after="80"/>
-        <w:ind w:left="283"/>
-        <w:shd w:val="clear" w:color="auto" w:fill="EDF6EF"/>
+        <w:ind w:left="170"/>
         <w:pBdr>
-          <w:left w:val="single" w:sz="20" w:space="6" w:color="1E5631"/>
+          <w:left w:val="single" w:sz="18" w:space="4" w:color="1E4620"/>
         </w:pBdr>
+        <w:shd w:val="clear" w:fill="F2F5FA"/>
       </w:pPr>
       <w:r>
         <w:rPr>
-          <w:sz w:val="20"/>
+          <w:b w:val="0"/>
         </w:rPr>
-        <w:t>5个无限制的慈爱 + 7个有限制的慈爱 = 12个慈爱。 12种慈爱 × 4种祝愿 = 48个慈爱。 48个慈爱 × 10方位 = 480个慈爱。 480个慈爱 + 不具方位的慈爱48个 = 528个慈爱。</w:t>
+        <w:t>5个无限制的慈爱 + 7个有限制的慈爱 = 12个慈爱。</w:t>
+      </w:r>
+    </w:p>
+    <w:p>
+      <w:pPr>
+        <w:ind w:left="170"/>
+        <w:pBdr>
+          <w:left w:val="single" w:sz="18" w:space="4" w:color="1E4620"/>
+        </w:pBdr>
+        <w:shd w:val="clear" w:fill="F2F5FA"/>
+      </w:pPr>
+      <w:r>
+        <w:rPr>
+          <w:b w:val="0"/>
+        </w:rPr>
+        <w:t>12种慈爱 × 4种祝愿 = 48个慈爱。</w:t>
+      </w:r>
+    </w:p>
+    <w:p>
+      <w:pPr>
+        <w:ind w:left="170"/>
+        <w:pBdr>
+          <w:left w:val="single" w:sz="18" w:space="4" w:color="1E4620"/>
+        </w:pBdr>
+        <w:shd w:val="clear" w:fill="F2F5FA"/>
+      </w:pPr>
+      <w:r>
+        <w:rPr>
+          <w:b w:val="0"/>
+        </w:rPr>
+        <w:t>48个慈爱 × 10方位 = 480个慈爱。</w:t>
+      </w:r>
+    </w:p>
+    <w:p>
+      <w:pPr>
+        <w:ind w:left="170"/>
+        <w:pBdr>
+          <w:left w:val="single" w:sz="18" w:space="4" w:color="1E4620"/>
+        </w:pBdr>
+        <w:shd w:val="clear" w:fill="F2F5FA"/>
+      </w:pPr>
+      <w:r>
+        <w:rPr>
+          <w:b w:val="0"/>
+        </w:rPr>
+        <w:t>480个慈爱 + 不具方位的慈爱48个 = 528个慈爱。</w:t>
       </w:r>
     </w:p>
     <w:p>
       <w:r>
         <w:rPr>
           <w:b/>
-          <w:sz w:val="21"/>
         </w:rPr>
         <w:t>★核心段落（必读）</w:t>
       </w:r>
       <w:r>
         <w:rPr>
-          <w:sz w:val="21"/>
+          <w:b w:val="0"/>
         </w:rPr>
         <w:t>【本周朗读段】</w:t>
       </w:r>
@@ -1079,45 +1201,57 @@
       <w:r>
         <w:rPr>
           <w:b/>
-          <w:sz w:val="21"/>
         </w:rPr>
         <w:t>《佛种姓经》——第九巴拉密</w:t>
       </w:r>
       <w:r>
         <w:rPr>
-          <w:sz w:val="21"/>
+          <w:b w:val="0"/>
         </w:rPr>
         <w:t>：</w:t>
       </w:r>
     </w:p>
     <w:p>
       <w:pPr>
-        <w:spacing w:before="40" w:after="80"/>
-        <w:ind w:left="283"/>
-        <w:shd w:val="clear" w:color="auto" w:fill="EDF6EF"/>
+        <w:ind w:left="170"/>
         <w:pBdr>
-          <w:left w:val="single" w:sz="20" w:space="6" w:color="1E5631"/>
+          <w:left w:val="single" w:sz="18" w:space="4" w:color="1E4620"/>
         </w:pBdr>
+        <w:shd w:val="clear" w:fill="F2F5FA"/>
       </w:pPr>
       <w:r>
         <w:rPr>
-          <w:sz w:val="20"/>
+          <w:b w:val="0"/>
         </w:rPr>
-        <w:t>Vicinanto tadā dakkhiṇaṃ navamaṃ mettāpāramiṃ; Pubbakehi mahesīhi, āsevitanisevitaṃ.</w:t>
+        <w:t>Vicinanto tadā dakkhiṇaṃ navamaṃ mettāpāramiṃ;</w:t>
       </w:r>
     </w:p>
     <w:p>
       <w:pPr>
-        <w:spacing w:before="40" w:after="80"/>
-        <w:ind w:left="283"/>
-        <w:shd w:val="clear" w:color="auto" w:fill="EDF6EF"/>
+        <w:ind w:left="170"/>
         <w:pBdr>
-          <w:left w:val="single" w:sz="20" w:space="6" w:color="1E5631"/>
+          <w:left w:val="single" w:sz="18" w:space="4" w:color="1E4620"/>
         </w:pBdr>
+        <w:shd w:val="clear" w:fill="F2F5FA"/>
       </w:pPr>
       <w:r>
         <w:rPr>
-          <w:sz w:val="20"/>
+          <w:b w:val="0"/>
+        </w:rPr>
+        <w:t>Pubbakehi mahesīhi, āsevitanisevitaṃ.</w:t>
+      </w:r>
+    </w:p>
+    <w:p>
+      <w:pPr>
+        <w:ind w:left="170"/>
+        <w:pBdr>
+          <w:left w:val="single" w:sz="18" w:space="4" w:color="1E4620"/>
+        </w:pBdr>
+        <w:shd w:val="clear" w:fill="F2F5FA"/>
+      </w:pPr>
+      <w:r>
+        <w:rPr>
+          <w:b w:val="0"/>
         </w:rPr>
         <w:t>此时，当我思索之际，观察到过去诸菩萨所数次依止之第九个「慈波罗密」。</w:t>
       </w:r>
@@ -1126,13 +1260,12 @@
       <w:r>
         <w:rPr>
           <w:b/>
-          <w:sz w:val="21"/>
         </w:rPr>
         <w:t>◈扩展段落（可选）</w:t>
       </w:r>
       <w:r>
         <w:rPr>
-          <w:sz w:val="21"/>
+          <w:b w:val="0"/>
         </w:rPr>
         <w:t>【默读／选读／延伸】</w:t>
       </w:r>
@@ -1140,21 +1273,17 @@
     <w:p>
       <w:r>
         <w:rPr>
-          <w:sz w:val="21"/>
+          <w:b w:val="0"/>
         </w:rPr>
         <w:t>慈爱：毕竟没有依依不舍之状态。即便两人相隔一个世界之遥远，因而不会心中悲伤难过。慈爱由于如此高洁殊妙之故，又称之为「梵住」。</w:t>
       </w:r>
     </w:p>
     <w:p>
-      <w:pPr>
-        <w:spacing w:before="120" w:after="80"/>
-      </w:pPr>
       <w:r>
         <w:rPr>
-          <w:rFonts w:ascii="Microsoft YaHei" w:hAnsi="Microsoft YaHei" w:eastAsia="Microsoft YaHei"/>
           <w:b/>
-          <w:color w:val="1E5631"/>
-          <w:sz w:val="25"/>
+          <w:color w:val="1E4620"/>
+          <w:sz w:val="23"/>
         </w:rPr>
         <w:t>原文材料③：总结回向——把慈心带进每一天</w:t>
       </w:r>
@@ -1163,13 +1292,12 @@
       <w:r>
         <w:rPr>
           <w:b/>
-          <w:sz w:val="21"/>
         </w:rPr>
         <w:t>★核心段落（必读）</w:t>
       </w:r>
       <w:r>
         <w:rPr>
-          <w:sz w:val="21"/>
+          <w:b w:val="0"/>
         </w:rPr>
         <w:t>【本周朗读段】</w:t>
       </w:r>
@@ -1178,44 +1306,146 @@
       <w:r>
         <w:rPr>
           <w:b/>
-          <w:sz w:val="21"/>
         </w:rPr>
         <w:t>回向偈（巴利原文+中文）</w:t>
       </w:r>
       <w:r>
         <w:rPr>
-          <w:sz w:val="21"/>
+          <w:b w:val="0"/>
         </w:rPr>
         <w:t>：</w:t>
       </w:r>
     </w:p>
     <w:p>
       <w:pPr>
-        <w:spacing w:before="40" w:after="80"/>
-        <w:ind w:left="283"/>
-        <w:shd w:val="clear" w:color="auto" w:fill="EDF6EF"/>
+        <w:ind w:left="170"/>
         <w:pBdr>
-          <w:left w:val="single" w:sz="20" w:space="6" w:color="1E5631"/>
+          <w:left w:val="single" w:sz="18" w:space="4" w:color="1E4620"/>
         </w:pBdr>
+        <w:shd w:val="clear" w:fill="F2F5FA"/>
       </w:pPr>
       <w:r>
         <w:rPr>
-          <w:sz w:val="20"/>
+          <w:b w:val="0"/>
         </w:rPr>
-        <w:t>Idaṃ me puññaṃ āsavakkhayāvahaṃ hotu. 愿我此功德 导向诸漏尽 Idaṃ me puññaṃ nibbānassa paccayo hotu. 愿我此功德 为证涅槃缘 Mama puñña-bhāgaṃ sabba-sattānaṃ bhājemi. 我此功德分 回向诸有情 te sabbe me samaṃ puñña-bhāgaṃ labhantu. 愿彼等一切 同得功德分</w:t>
+        <w:t>Idaṃ me puññaṃ āsavakkhayāvahaṃ hotu.</w:t>
+      </w:r>
+    </w:p>
+    <w:p>
+      <w:pPr>
+        <w:ind w:left="170"/>
+        <w:pBdr>
+          <w:left w:val="single" w:sz="18" w:space="4" w:color="1E4620"/>
+        </w:pBdr>
+        <w:shd w:val="clear" w:fill="F2F5FA"/>
+      </w:pPr>
+      <w:r>
+        <w:rPr>
+          <w:b w:val="0"/>
+        </w:rPr>
+        <w:t>愿我此功德 导向诸漏尽</w:t>
+      </w:r>
+    </w:p>
+    <w:p>
+      <w:pPr>
+        <w:ind w:left="170"/>
+        <w:pBdr>
+          <w:left w:val="single" w:sz="18" w:space="4" w:color="1E4620"/>
+        </w:pBdr>
+        <w:shd w:val="clear" w:fill="F2F5FA"/>
+      </w:pPr>
+      <w:r>
+        <w:rPr>
+          <w:b w:val="0"/>
+        </w:rPr>
+        <w:t>Idaṃ me puññaṃ nibbānassa paccayo hotu.</w:t>
+      </w:r>
+    </w:p>
+    <w:p>
+      <w:pPr>
+        <w:ind w:left="170"/>
+        <w:pBdr>
+          <w:left w:val="single" w:sz="18" w:space="4" w:color="1E4620"/>
+        </w:pBdr>
+        <w:shd w:val="clear" w:fill="F2F5FA"/>
+      </w:pPr>
+      <w:r>
+        <w:rPr>
+          <w:b w:val="0"/>
+        </w:rPr>
+        <w:t>愿我此功德 为证涅槃缘</w:t>
+      </w:r>
+    </w:p>
+    <w:p>
+      <w:pPr>
+        <w:ind w:left="170"/>
+        <w:pBdr>
+          <w:left w:val="single" w:sz="18" w:space="4" w:color="1E4620"/>
+        </w:pBdr>
+        <w:shd w:val="clear" w:fill="F2F5FA"/>
+      </w:pPr>
+      <w:r>
+        <w:rPr>
+          <w:b w:val="0"/>
+        </w:rPr>
+        <w:t>Mama puñña-bhāgaṃ sabba-sattānaṃ bhājemi.</w:t>
+      </w:r>
+    </w:p>
+    <w:p>
+      <w:pPr>
+        <w:ind w:left="170"/>
+        <w:pBdr>
+          <w:left w:val="single" w:sz="18" w:space="4" w:color="1E4620"/>
+        </w:pBdr>
+        <w:shd w:val="clear" w:fill="F2F5FA"/>
+      </w:pPr>
+      <w:r>
+        <w:rPr>
+          <w:b w:val="0"/>
+        </w:rPr>
+        <w:t>我此功德分 回向诸有情</w:t>
+      </w:r>
+    </w:p>
+    <w:p>
+      <w:pPr>
+        <w:ind w:left="170"/>
+        <w:pBdr>
+          <w:left w:val="single" w:sz="18" w:space="4" w:color="1E4620"/>
+        </w:pBdr>
+        <w:shd w:val="clear" w:fill="F2F5FA"/>
+      </w:pPr>
+      <w:r>
+        <w:rPr>
+          <w:b w:val="0"/>
+        </w:rPr>
+        <w:t>te sabbe me samaṃ puñña-bhāgaṃ labhantu.</w:t>
+      </w:r>
+    </w:p>
+    <w:p>
+      <w:pPr>
+        <w:ind w:left="170"/>
+        <w:pBdr>
+          <w:left w:val="single" w:sz="18" w:space="4" w:color="1E4620"/>
+        </w:pBdr>
+        <w:shd w:val="clear" w:fill="F2F5FA"/>
+      </w:pPr>
+      <w:r>
+        <w:rPr>
+          <w:b w:val="0"/>
+        </w:rPr>
+        <w:t>愿彼等一切 同得功德分</w:t>
       </w:r>
     </w:p>
     <w:p>
       <w:r>
         <w:rPr>
           <w:b/>
-          <w:sz w:val="21"/>
         </w:rPr>
         <w:t>◈扩展段落（可选）</w:t>
       </w:r>
       <w:r>
         <w:rPr>
-          <w:sz w:val="21"/>
+          <w:b w:val="0"/>
         </w:rPr>
         <w:t>【默读／选读／延伸】</w:t>
       </w:r>
@@ -1224,73 +1454,212 @@
       <w:r>
         <w:rPr>
           <w:b/>
-          <w:sz w:val="21"/>
         </w:rPr>
         <w:t>发愿文（天湖寺晚课·每日发愿）——8周之后，把慈心带进每一天</w:t>
       </w:r>
       <w:r>
         <w:rPr>
-          <w:sz w:val="21"/>
+          <w:b w:val="0"/>
         </w:rPr>
         <w:t>：</w:t>
       </w:r>
     </w:p>
     <w:p>
       <w:pPr>
-        <w:spacing w:before="40" w:after="80"/>
-        <w:ind w:left="283"/>
-        <w:shd w:val="clear" w:color="auto" w:fill="EDF6EF"/>
+        <w:ind w:left="170"/>
         <w:pBdr>
-          <w:left w:val="single" w:sz="20" w:space="6" w:color="1E5631"/>
+          <w:left w:val="single" w:sz="18" w:space="4" w:color="1E4620"/>
         </w:pBdr>
+        <w:shd w:val="clear" w:fill="F2F5FA"/>
       </w:pPr>
       <w:r>
         <w:rPr>
-          <w:sz w:val="20"/>
+          <w:b w:val="0"/>
         </w:rPr>
-        <w:t>Idaṃ me ñātīnaṃ hotu, sukhitā hontu ñātayo! （x3） 愿此为我亲，愿诸亲快乐！（三遍） Iminā puñña-kammena, mā me bāla-samāgamo, 以此功德业，我不遇愚人， Sataṃ samāgamo hotu, yāvanibbāna-pattiyā! （x3） 愿会遇善士，直到证涅槃！（三遍） Idaṃ me puñña-kammaṃ, āsavakkhayāvahaṃ hotu. （x3） 愿我此德行，导向诸漏尽！（三遍） Sabba dukkha pamuccatu! 愿解脱一切苦！</w:t>
+        <w:t>Idaṃ me ñātīnaṃ hotu, sukhitā hontu ñātayo! （x3）</w:t>
       </w:r>
     </w:p>
     <w:p>
       <w:pPr>
-        <w:spacing w:before="160" w:after="80"/>
+        <w:ind w:left="170"/>
+        <w:pBdr>
+          <w:left w:val="single" w:sz="18" w:space="4" w:color="1E4620"/>
+        </w:pBdr>
+        <w:shd w:val="clear" w:fill="F2F5FA"/>
       </w:pPr>
       <w:r>
         <w:rPr>
-          <w:rFonts w:ascii="Microsoft YaHei" w:hAnsi="Microsoft YaHei" w:eastAsia="Microsoft YaHei"/>
+          <w:b w:val="0"/>
+        </w:rPr>
+        <w:t>愿此为我亲，愿诸亲快乐！（三遍）</w:t>
+      </w:r>
+    </w:p>
+    <w:p>
+      <w:pPr>
+        <w:ind w:left="170"/>
+        <w:pBdr>
+          <w:left w:val="single" w:sz="18" w:space="4" w:color="1E4620"/>
+        </w:pBdr>
+        <w:shd w:val="clear" w:fill="F2F5FA"/>
+      </w:pPr>
+      <w:r>
+        <w:rPr>
+          <w:b w:val="0"/>
+        </w:rPr>
+        <w:t>Iminā puñña-kammena, mā me bāla-samāgamo,</w:t>
+      </w:r>
+    </w:p>
+    <w:p>
+      <w:pPr>
+        <w:ind w:left="170"/>
+        <w:pBdr>
+          <w:left w:val="single" w:sz="18" w:space="4" w:color="1E4620"/>
+        </w:pBdr>
+        <w:shd w:val="clear" w:fill="F2F5FA"/>
+      </w:pPr>
+      <w:r>
+        <w:rPr>
+          <w:b w:val="0"/>
+        </w:rPr>
+        <w:t>以此功德业，我不遇愚人，</w:t>
+      </w:r>
+    </w:p>
+    <w:p>
+      <w:pPr>
+        <w:ind w:left="170"/>
+        <w:pBdr>
+          <w:left w:val="single" w:sz="18" w:space="4" w:color="1E4620"/>
+        </w:pBdr>
+        <w:shd w:val="clear" w:fill="F2F5FA"/>
+      </w:pPr>
+      <w:r>
+        <w:rPr>
+          <w:b w:val="0"/>
+        </w:rPr>
+        <w:t>Sataṃ samāgamo hotu, yāvanibbāna-pattiyā! （x3）</w:t>
+      </w:r>
+    </w:p>
+    <w:p>
+      <w:pPr>
+        <w:ind w:left="170"/>
+        <w:pBdr>
+          <w:left w:val="single" w:sz="18" w:space="4" w:color="1E4620"/>
+        </w:pBdr>
+        <w:shd w:val="clear" w:fill="F2F5FA"/>
+      </w:pPr>
+      <w:r>
+        <w:rPr>
+          <w:b w:val="0"/>
+        </w:rPr>
+        <w:t>愿会遇善士，直到证涅槃！（三遍）</w:t>
+      </w:r>
+    </w:p>
+    <w:p>
+      <w:pPr>
+        <w:ind w:left="170"/>
+        <w:pBdr>
+          <w:left w:val="single" w:sz="18" w:space="4" w:color="1E4620"/>
+        </w:pBdr>
+        <w:shd w:val="clear" w:fill="F2F5FA"/>
+      </w:pPr>
+      <w:r>
+        <w:rPr>
+          <w:b w:val="0"/>
+        </w:rPr>
+        <w:t>Idaṃ me puñña-kammaṃ, āsavakkhayāvahaṃ hotu. （x3）</w:t>
+      </w:r>
+    </w:p>
+    <w:p>
+      <w:pPr>
+        <w:ind w:left="170"/>
+        <w:pBdr>
+          <w:left w:val="single" w:sz="18" w:space="4" w:color="1E4620"/>
+        </w:pBdr>
+        <w:shd w:val="clear" w:fill="F2F5FA"/>
+      </w:pPr>
+      <w:r>
+        <w:rPr>
+          <w:b w:val="0"/>
+        </w:rPr>
+        <w:t>愿我此德行，导向诸漏尽！（三遍）</w:t>
+      </w:r>
+    </w:p>
+    <w:p>
+      <w:pPr>
+        <w:ind w:left="170"/>
+        <w:pBdr>
+          <w:left w:val="single" w:sz="18" w:space="4" w:color="1E4620"/>
+        </w:pBdr>
+        <w:shd w:val="clear" w:fill="F2F5FA"/>
+      </w:pPr>
+      <w:r>
+        <w:rPr>
+          <w:b w:val="0"/>
+        </w:rPr>
+        <w:t>Sabba dukkha pamuccatu!</w:t>
+      </w:r>
+    </w:p>
+    <w:p>
+      <w:pPr>
+        <w:ind w:left="170"/>
+        <w:pBdr>
+          <w:left w:val="single" w:sz="18" w:space="4" w:color="1E4620"/>
+        </w:pBdr>
+        <w:shd w:val="clear" w:fill="F2F5FA"/>
+      </w:pPr>
+      <w:r>
+        <w:rPr>
+          <w:b w:val="0"/>
+        </w:rPr>
+        <w:t>愿解脱一切苦！</w:t>
+      </w:r>
+    </w:p>
+    <w:p>
+      <w:r>
+        <w:rPr>
           <w:b/>
-          <w:color w:val="1E5631"/>
-          <w:sz w:val="28"/>
+          <w:color w:val="1E4620"/>
+          <w:sz w:val="26"/>
         </w:rPr>
         <w:t>💬 第一轮分享（20 min）</w:t>
       </w:r>
     </w:p>
     <w:p>
       <w:pPr>
-        <w:spacing w:before="40" w:after="80"/>
-        <w:ind w:left="283"/>
-        <w:shd w:val="clear" w:color="auto" w:fill="EDF6EF"/>
+        <w:ind w:left="170"/>
         <w:pBdr>
-          <w:left w:val="single" w:sz="20" w:space="6" w:color="1E5631"/>
+          <w:left w:val="single" w:sz="18" w:space="4" w:color="1E4620"/>
         </w:pBdr>
+        <w:shd w:val="clear" w:fill="F2F5FA"/>
       </w:pPr>
       <w:r>
         <w:rPr>
-          <w:sz w:val="20"/>
+          <w:b w:val="0"/>
         </w:rPr>
-        <w:t>今天不按顺序也行，谁想先说都可以。请大家分享：这8周里，你最难忘的一次练习、或最触动你的一句话是什么？ （这一轮尽量不打断、不评论，让每个人说完。）</w:t>
+        <w:t>今天不按顺序也行，谁想先说都可以。请大家分享：这8周里，你最难忘的一次练习、或最触动你的一句话是什么？</w:t>
       </w:r>
     </w:p>
     <w:p>
       <w:pPr>
-        <w:spacing w:before="160" w:after="80"/>
+        <w:ind w:left="170"/>
+        <w:pBdr>
+          <w:left w:val="single" w:sz="18" w:space="4" w:color="1E4620"/>
+        </w:pBdr>
+        <w:shd w:val="clear" w:fill="F2F5FA"/>
       </w:pPr>
       <w:r>
         <w:rPr>
-          <w:rFonts w:ascii="Microsoft YaHei" w:hAnsi="Microsoft YaHei" w:eastAsia="Microsoft YaHei"/>
+          <w:b w:val="0"/>
+        </w:rPr>
+        <w:t>（这一轮尽量不打断、不评论，让每个人说完。）</w:t>
+      </w:r>
+    </w:p>
+    <w:p>
+      <w:r>
+        <w:rPr>
           <w:b/>
-          <w:color w:val="1E5631"/>
-          <w:sz w:val="28"/>
+          <w:color w:val="1E4620"/>
+          <w:sz w:val="26"/>
         </w:rPr>
         <w:t>🎯 主题讨论（35 min）——深度回顾</w:t>
       </w:r>
@@ -1299,205 +1668,192 @@
       <w:r>
         <w:rPr>
           <w:b/>
-          <w:sz w:val="21"/>
         </w:rPr>
         <w:t>讨论问题（按优先级）</w:t>
       </w:r>
       <w:r>
         <w:rPr>
-          <w:sz w:val="21"/>
+          <w:b w:val="0"/>
         </w:rPr>
         <w:t>：</w:t>
       </w:r>
     </w:p>
     <w:p>
       <w:pPr>
-        <w:ind w:left="340"/>
+        <w:pStyle w:val="ListBullet"/>
       </w:pPr>
       <w:r>
         <w:rPr>
-          <w:color w:val="1E5631"/>
-          <w:sz w:val="21"/>
-        </w:rPr>
-        <w:t xml:space="preserve">• </w:t>
-      </w:r>
-      <w:r>
-        <w:rPr>
-          <w:sz w:val="21"/>
+          <w:b w:val="0"/>
         </w:rPr>
         <w:t>问题①（★必答，时间不够时只讨论这个）</w:t>
       </w:r>
     </w:p>
     <w:p>
       <w:pPr>
-        <w:ind w:left="340"/>
+        <w:pStyle w:val="ListBullet"/>
       </w:pPr>
       <w:r>
         <w:rPr>
-          <w:color w:val="1E5631"/>
-          <w:sz w:val="21"/>
-        </w:rPr>
-        <w:t xml:space="preserve">• </w:t>
-      </w:r>
-      <w:r>
-        <w:rPr>
-          <w:sz w:val="21"/>
+          <w:b w:val="0"/>
         </w:rPr>
         <w:t>问题②（◈选答）</w:t>
       </w:r>
     </w:p>
     <w:p>
       <w:pPr>
-        <w:ind w:left="340"/>
+        <w:pStyle w:val="ListBullet"/>
       </w:pPr>
       <w:r>
         <w:rPr>
-          <w:color w:val="1E5631"/>
-          <w:sz w:val="21"/>
-        </w:rPr>
-        <w:t xml:space="preserve">• </w:t>
-      </w:r>
-      <w:r>
-        <w:rPr>
-          <w:sz w:val="21"/>
+          <w:b w:val="0"/>
         </w:rPr>
         <w:t>问题③（◈选答，时间富余或大家感兴趣时讨论）</w:t>
       </w:r>
     </w:p>
     <w:p>
       <w:pPr>
-        <w:ind w:left="340"/>
+        <w:pStyle w:val="ListNumber"/>
       </w:pPr>
       <w:r>
         <w:rPr>
-          <w:b/>
-          <w:sz w:val="21"/>
-        </w:rPr>
-        <w:t xml:space="preserve">1. </w:t>
-      </w:r>
-      <w:r>
-        <w:rPr>
-          <w:sz w:val="21"/>
+          <w:b w:val="0"/>
         </w:rPr>
         <w:t>【问题①★必答】十五种素质里，哪一条对你最有挑战？（比如"不骄慢""易受劝""不做智者谴责的小事"）</w:t>
       </w:r>
     </w:p>
     <w:p>
       <w:pPr>
-        <w:ind w:left="340"/>
+        <w:pStyle w:val="ListNumber"/>
       </w:pPr>
       <w:r>
         <w:rPr>
-          <w:b/>
-          <w:sz w:val="21"/>
-        </w:rPr>
-        <w:t xml:space="preserve">2. </w:t>
-      </w:r>
-      <w:r>
-        <w:rPr>
-          <w:sz w:val="21"/>
+          <w:b w:val="0"/>
         </w:rPr>
         <w:t>【问题②◈选答】回看第一周，你对"慈心"的理解和现在有什么不同？</w:t>
       </w:r>
     </w:p>
     <w:p>
       <w:pPr>
-        <w:ind w:left="340"/>
+        <w:pStyle w:val="ListNumber"/>
       </w:pPr>
       <w:r>
         <w:rPr>
-          <w:b/>
-          <w:sz w:val="21"/>
-        </w:rPr>
-        <w:t xml:space="preserve">3. </w:t>
-      </w:r>
-      <w:r>
-        <w:rPr>
-          <w:sz w:val="21"/>
+          <w:b w:val="0"/>
         </w:rPr>
         <w:t>【问题③◈选答】这8周里，你生活中有没有因为练习慈心而"不一样"的时刻？（比如没那么容易生气、睡得更好了、对某个人放下了）</w:t>
       </w:r>
     </w:p>
     <w:p>
       <w:pPr>
-        <w:ind w:left="340"/>
+        <w:pStyle w:val="ListNumber"/>
       </w:pPr>
       <w:r>
         <w:rPr>
-          <w:b/>
-          <w:sz w:val="21"/>
-        </w:rPr>
-        <w:t xml:space="preserve">4. </w:t>
-      </w:r>
-      <w:r>
-        <w:rPr>
-          <w:sz w:val="21"/>
+          <w:b w:val="0"/>
         </w:rPr>
         <w:t>【问题④◈选答】如果让你用一句话向没参加过的人介绍"慈心禅"，你会说什么？</w:t>
       </w:r>
     </w:p>
     <w:p>
       <w:pPr>
-        <w:spacing w:before="40" w:after="80"/>
-        <w:ind w:left="283"/>
-        <w:shd w:val="clear" w:color="auto" w:fill="EDF6EF"/>
+        <w:ind w:left="170"/>
         <w:pBdr>
-          <w:left w:val="single" w:sz="20" w:space="6" w:color="1E5631"/>
+          <w:left w:val="single" w:sz="18" w:space="4" w:color="1E4620"/>
         </w:pBdr>
+        <w:shd w:val="clear" w:fill="F2F5FA"/>
       </w:pPr>
       <w:r>
         <w:rPr>
           <w:b/>
-          <w:sz w:val="20"/>
         </w:rPr>
         <w:t>分层追问</w:t>
       </w:r>
       <w:r>
         <w:rPr>
-          <w:sz w:val="20"/>
+          <w:b w:val="0"/>
         </w:rPr>
-        <w:t>（可视时间取用，由浅入深）： - 【现象】8周前后，你对自己「脾气」的观察有什么变化？ - 【影响】这份变化，影响到了你和谁的相处？ - 【应对】往后你打算怎么把慈心留在每一天？给自己定一个最小的习惯。</w:t>
+        <w:t>（可视时间取用，由浅入深）：</w:t>
       </w:r>
     </w:p>
     <w:p>
       <w:pPr>
-        <w:spacing w:before="160" w:after="80"/>
+        <w:ind w:left="170"/>
+        <w:pBdr>
+          <w:left w:val="single" w:sz="18" w:space="4" w:color="1E4620"/>
+        </w:pBdr>
+        <w:shd w:val="clear" w:fill="F2F5FA"/>
       </w:pPr>
       <w:r>
         <w:rPr>
-          <w:rFonts w:ascii="Microsoft YaHei" w:hAnsi="Microsoft YaHei" w:eastAsia="Microsoft YaHei"/>
+          <w:b w:val="0"/>
+        </w:rPr>
+        <w:t>- 【现象】8周前后，你对自己「脾气」的观察有什么变化？</w:t>
+      </w:r>
+    </w:p>
+    <w:p>
+      <w:pPr>
+        <w:ind w:left="170"/>
+        <w:pBdr>
+          <w:left w:val="single" w:sz="18" w:space="4" w:color="1E4620"/>
+        </w:pBdr>
+        <w:shd w:val="clear" w:fill="F2F5FA"/>
+      </w:pPr>
+      <w:r>
+        <w:rPr>
+          <w:b w:val="0"/>
+        </w:rPr>
+        <w:t>- 【影响】这份变化，影响到了你和谁的相处？</w:t>
+      </w:r>
+    </w:p>
+    <w:p>
+      <w:pPr>
+        <w:ind w:left="170"/>
+        <w:pBdr>
+          <w:left w:val="single" w:sz="18" w:space="4" w:color="1E4620"/>
+        </w:pBdr>
+        <w:shd w:val="clear" w:fill="F2F5FA"/>
+      </w:pPr>
+      <w:r>
+        <w:rPr>
+          <w:b w:val="0"/>
+        </w:rPr>
+        <w:t>- 【应对】往后你打算怎么把慈心留在每一天？给自己定一个最小的习惯。</w:t>
+      </w:r>
+    </w:p>
+    <w:p>
+      <w:r>
+        <w:rPr>
           <w:b/>
-          <w:color w:val="1E5631"/>
-          <w:sz w:val="28"/>
+          <w:color w:val="1E4620"/>
+          <w:sz w:val="26"/>
         </w:rPr>
         <w:t>🧘 最后一次慈心练习（15 min）</w:t>
       </w:r>
     </w:p>
     <w:p>
       <w:pPr>
-        <w:spacing w:before="40" w:after="80"/>
-        <w:ind w:left="283"/>
-        <w:shd w:val="clear" w:color="auto" w:fill="EDF6EF"/>
+        <w:ind w:left="170"/>
         <w:pBdr>
-          <w:left w:val="single" w:sz="20" w:space="6" w:color="1E5631"/>
+          <w:left w:val="single" w:sz="18" w:space="4" w:color="1E4620"/>
         </w:pBdr>
+        <w:shd w:val="clear" w:fill="F2F5FA"/>
       </w:pPr>
       <w:r>
         <w:rPr>
-          <w:sz w:val="20"/>
+          <w:b w:val="0"/>
         </w:rPr>
         <w:t xml:space="preserve">⚠️ </w:t>
       </w:r>
       <w:r>
         <w:rPr>
           <w:b/>
-          <w:sz w:val="20"/>
         </w:rPr>
         <w:t>禅修禁忌提示</w:t>
       </w:r>
       <w:r>
         <w:rPr>
-          <w:sz w:val="20"/>
+          <w:b w:val="0"/>
         </w:rPr>
         <w:t>：若你正处在严重抑郁、焦虑、创伤后应激，或精神类疾病的发作／用药期，或正经历强烈的情绪危机，请先咨询医生或心理师，再决定是否练习；练习中若出现明显不适（如心悸、胸闷、情绪失控），请立即停止，睁开眼睛，把注意力放回呼吸与身体，必要时离场休息。</w:t>
       </w:r>
@@ -1506,169 +1862,152 @@
       <w:r>
         <w:rPr>
           <w:b/>
-          <w:sz w:val="21"/>
         </w:rPr>
         <w:t>引导词</w:t>
       </w:r>
       <w:r>
         <w:rPr>
-          <w:sz w:val="21"/>
+          <w:b w:val="0"/>
         </w:rPr>
         <w:t>：</w:t>
       </w:r>
     </w:p>
     <w:p>
       <w:pPr>
-        <w:spacing w:before="40" w:after="80"/>
-        <w:ind w:left="283"/>
-        <w:shd w:val="clear" w:color="auto" w:fill="EDF6EF"/>
+        <w:ind w:left="170"/>
         <w:pBdr>
-          <w:left w:val="single" w:sz="20" w:space="6" w:color="1E5631"/>
+          <w:left w:val="single" w:sz="18" w:space="4" w:color="1E4620"/>
         </w:pBdr>
+        <w:shd w:val="clear" w:fill="F2F5FA"/>
       </w:pPr>
       <w:r>
         <w:rPr>
-          <w:sz w:val="20"/>
+          <w:b w:val="0"/>
         </w:rPr>
         <w:t>坐好，闭上眼睛。先对自己：愿我没有怨敌，远离危难；愿我没有内心的痛苦；愿我没有身体的痛苦；愿我善业成就，保有快乐。（停顿）</w:t>
       </w:r>
     </w:p>
     <w:p>
       <w:pPr>
-        <w:spacing w:before="40" w:after="80"/>
-        <w:ind w:left="283"/>
-        <w:shd w:val="clear" w:color="auto" w:fill="EDF6EF"/>
+        <w:ind w:left="170"/>
         <w:pBdr>
-          <w:left w:val="single" w:sz="20" w:space="6" w:color="1E5631"/>
+          <w:left w:val="single" w:sz="18" w:space="4" w:color="1E4620"/>
         </w:pBdr>
+        <w:shd w:val="clear" w:fill="F2F5FA"/>
       </w:pPr>
       <w:r>
         <w:rPr>
-          <w:sz w:val="20"/>
+          <w:b w:val="0"/>
         </w:rPr>
         <w:t>对尊敬的、亲爱的同性：愿这位善人远离危难，内心愉悦，身体健康，保有快乐。（停顿）</w:t>
       </w:r>
     </w:p>
     <w:p>
       <w:pPr>
-        <w:spacing w:before="40" w:after="80"/>
-        <w:ind w:left="283"/>
-        <w:shd w:val="clear" w:color="auto" w:fill="EDF6EF"/>
+        <w:ind w:left="170"/>
         <w:pBdr>
-          <w:left w:val="single" w:sz="20" w:space="6" w:color="1E5631"/>
+          <w:left w:val="single" w:sz="18" w:space="4" w:color="1E4620"/>
         </w:pBdr>
+        <w:shd w:val="clear" w:fill="F2F5FA"/>
       </w:pPr>
       <w:r>
         <w:rPr>
-          <w:sz w:val="20"/>
+          <w:b w:val="0"/>
         </w:rPr>
         <w:t>对中性的人：愿这位朋友远离危难，内心愉悦，身体健康，保有快乐。（停顿）</w:t>
       </w:r>
     </w:p>
     <w:p>
       <w:pPr>
-        <w:spacing w:before="40" w:after="80"/>
-        <w:ind w:left="283"/>
-        <w:shd w:val="clear" w:color="auto" w:fill="EDF6EF"/>
+        <w:ind w:left="170"/>
         <w:pBdr>
-          <w:left w:val="single" w:sz="20" w:space="6" w:color="1E5631"/>
+          <w:left w:val="single" w:sz="18" w:space="4" w:color="1E4620"/>
         </w:pBdr>
+        <w:shd w:val="clear" w:fill="F2F5FA"/>
       </w:pPr>
       <w:r>
         <w:rPr>
-          <w:sz w:val="20"/>
+          <w:b w:val="0"/>
         </w:rPr>
         <w:t>对不喜欢的人、乃至怨敌：愿他远离危难，愿他不再被烦恼折磨，愿他早日离苦，愿他保有快乐。（停顿）</w:t>
       </w:r>
     </w:p>
     <w:p>
       <w:pPr>
-        <w:spacing w:before="40" w:after="80"/>
-        <w:ind w:left="283"/>
-        <w:shd w:val="clear" w:color="auto" w:fill="EDF6EF"/>
+        <w:ind w:left="170"/>
         <w:pBdr>
-          <w:left w:val="single" w:sz="20" w:space="6" w:color="1E5631"/>
+          <w:left w:val="single" w:sz="18" w:space="4" w:color="1E4620"/>
         </w:pBdr>
+        <w:shd w:val="clear" w:fill="F2F5FA"/>
       </w:pPr>
       <w:r>
         <w:rPr>
-          <w:sz w:val="20"/>
+          <w:b w:val="0"/>
         </w:rPr>
         <w:t>对十方一切众生：愿一切众生远离危难，愿一切众生内心愉悦，愿一切众生身体健康，愿一切众生保有快乐。（停顿）</w:t>
       </w:r>
     </w:p>
     <w:p>
       <w:pPr>
-        <w:spacing w:before="40" w:after="80"/>
-        <w:ind w:left="283"/>
-        <w:shd w:val="clear" w:color="auto" w:fill="EDF6EF"/>
+        <w:ind w:left="170"/>
         <w:pBdr>
-          <w:left w:val="single" w:sz="20" w:space="6" w:color="1E5631"/>
+          <w:left w:val="single" w:sz="18" w:space="4" w:color="1E4620"/>
         </w:pBdr>
+        <w:shd w:val="clear" w:fill="F2F5FA"/>
       </w:pPr>
       <w:r>
         <w:rPr>
-          <w:sz w:val="20"/>
+          <w:b w:val="0"/>
         </w:rPr>
         <w:t>愿我此功德，导向诸漏尽；愿我此功德，为证涅槃缘；我此功德分，回向诸有情；愿彼等一切，同得功德分。</w:t>
       </w:r>
     </w:p>
     <w:p>
       <w:pPr>
-        <w:spacing w:before="40" w:after="80"/>
-        <w:ind w:left="283"/>
-        <w:shd w:val="clear" w:color="auto" w:fill="EDF6EF"/>
+        <w:ind w:left="170"/>
         <w:pBdr>
-          <w:left w:val="single" w:sz="20" w:space="6" w:color="1E5631"/>
+          <w:left w:val="single" w:sz="18" w:space="4" w:color="1E4620"/>
         </w:pBdr>
+        <w:shd w:val="clear" w:fill="F2F5FA"/>
       </w:pPr>
       <w:r>
         <w:rPr>
-          <w:sz w:val="20"/>
+          <w:b w:val="0"/>
         </w:rPr>
         <w:t>好，慢慢睁开眼睛。</w:t>
       </w:r>
     </w:p>
     <w:p>
-      <w:pPr>
-        <w:spacing w:before="160" w:after="80"/>
-      </w:pPr>
       <w:r>
         <w:rPr>
-          <w:rFonts w:ascii="Microsoft YaHei" w:hAnsi="Microsoft YaHei" w:eastAsia="Microsoft YaHei"/>
           <w:b/>
-          <w:color w:val="1E5631"/>
-          <w:sz w:val="28"/>
+          <w:color w:val="1E4620"/>
+          <w:sz w:val="26"/>
         </w:rPr>
         <w:t>📚 扩展内容包（时间富余时使用）</w:t>
       </w:r>
     </w:p>
     <w:p>
       <w:pPr>
-        <w:spacing w:before="40" w:after="80"/>
-        <w:ind w:left="283"/>
-        <w:shd w:val="clear" w:color="auto" w:fill="EDF6EF"/>
+        <w:ind w:left="170"/>
         <w:pBdr>
-          <w:left w:val="single" w:sz="20" w:space="6" w:color="1E5631"/>
+          <w:left w:val="single" w:sz="18" w:space="4" w:color="1E4620"/>
         </w:pBdr>
+        <w:shd w:val="clear" w:fill="F2F5FA"/>
       </w:pPr>
       <w:r>
         <w:rPr>
-          <w:sz w:val="20"/>
+          <w:b w:val="0"/>
         </w:rPr>
         <w:t>以下内容用于共读提前结束或分享意犹未尽时，按需选用，不必全部完成。</w:t>
       </w:r>
     </w:p>
     <w:p>
-      <w:pPr>
-        <w:spacing w:before="120" w:after="80"/>
-      </w:pPr>
       <w:r>
         <w:rPr>
-          <w:rFonts w:ascii="Microsoft YaHei" w:hAnsi="Microsoft YaHei" w:eastAsia="Microsoft YaHei"/>
           <w:b/>
-          <w:color w:val="1E5631"/>
-          <w:sz w:val="25"/>
+          <w:color w:val="1E4620"/>
+          <w:sz w:val="23"/>
         </w:rPr>
         <w:t>扩展一：8周回顾素材（时间富余时重读）</w:t>
       </w:r>
@@ -1677,39 +2016,36 @@
       <w:r>
         <w:rPr>
           <w:b/>
-          <w:sz w:val="21"/>
         </w:rPr>
         <w:t>回顾段落①：慈心禅那的十一种利益（第1周共读，第189讲）</w:t>
       </w:r>
     </w:p>
     <w:p>
       <w:pPr>
-        <w:spacing w:before="40" w:after="80"/>
-        <w:ind w:left="283"/>
-        <w:shd w:val="clear" w:color="auto" w:fill="EDF6EF"/>
+        <w:ind w:left="170"/>
         <w:pBdr>
-          <w:left w:val="single" w:sz="20" w:space="6" w:color="1E5631"/>
+          <w:left w:val="single" w:sz="18" w:space="4" w:color="1E4620"/>
         </w:pBdr>
+        <w:shd w:val="clear" w:fill="F2F5FA"/>
       </w:pPr>
       <w:r>
         <w:rPr>
-          <w:sz w:val="20"/>
+          <w:b w:val="0"/>
         </w:rPr>
         <w:t>如果能够获得慈心禅那，就会有十一种利益。在《增支部·慈爱经》里，佛陀说：『诸比库，当慈心解脱被培育、开展、勤习、驾御、作为基础、建立、稳固与正确地修行时，可望得到十一种利益。』……</w:t>
       </w:r>
     </w:p>
     <w:p>
       <w:pPr>
-        <w:spacing w:before="40" w:after="80"/>
-        <w:ind w:left="283"/>
-        <w:shd w:val="clear" w:color="auto" w:fill="EDF6EF"/>
+        <w:ind w:left="170"/>
         <w:pBdr>
-          <w:left w:val="single" w:sz="20" w:space="6" w:color="1E5631"/>
+          <w:left w:val="single" w:sz="18" w:space="4" w:color="1E4620"/>
         </w:pBdr>
+        <w:shd w:val="clear" w:fill="F2F5FA"/>
       </w:pPr>
       <w:r>
         <w:rPr>
-          <w:sz w:val="20"/>
+          <w:b w:val="0"/>
         </w:rPr>
         <w:t>一、睡眠安稳；二、不做恶梦；三、醒觉安稳；四、为人所爱；五、为非人所爱；六、天神守护；七、不被火、毒药与武器所伤害；八、心易得定；九、相貌安祥；十、临终不迷惑；十一、若未能证得更高的成就，他将投生到梵天界。</w:t>
       </w:r>
@@ -1718,79 +2054,50 @@
       <w:r>
         <w:rPr>
           <w:b/>
-          <w:sz w:val="21"/>
         </w:rPr>
         <w:t>回顾段落②：四无量心特相总表（第6周共读，四份课件）</w:t>
       </w:r>
     </w:p>
     <w:p>
       <w:pPr>
-        <w:ind w:left="340"/>
+        <w:pStyle w:val="ListBullet"/>
       </w:pPr>
       <w:r>
         <w:rPr>
-          <w:color w:val="1E5631"/>
-          <w:sz w:val="21"/>
-        </w:rPr>
-        <w:t xml:space="preserve">• </w:t>
-      </w:r>
-      <w:r>
-        <w:rPr>
-          <w:sz w:val="21"/>
+          <w:b w:val="0"/>
         </w:rPr>
         <w:t>慈：如来禅修学体系81（）</w:t>
       </w:r>
     </w:p>
     <w:p>
       <w:pPr>
-        <w:ind w:left="340"/>
+        <w:pStyle w:val="ListBullet"/>
       </w:pPr>
       <w:r>
         <w:rPr>
-          <w:color w:val="1E5631"/>
-          <w:sz w:val="21"/>
-        </w:rPr>
-        <w:t xml:space="preserve">• </w:t>
-      </w:r>
-      <w:r>
-        <w:rPr>
-          <w:sz w:val="21"/>
+          <w:b w:val="0"/>
         </w:rPr>
         <w:t>悲：第91讲·悲（）</w:t>
       </w:r>
     </w:p>
     <w:p>
       <w:pPr>
-        <w:ind w:left="340"/>
+        <w:pStyle w:val="ListBullet"/>
       </w:pPr>
       <w:r>
         <w:rPr>
-          <w:color w:val="1E5631"/>
-          <w:sz w:val="21"/>
-        </w:rPr>
-        <w:t xml:space="preserve">• </w:t>
-      </w:r>
-      <w:r>
-        <w:rPr>
-          <w:sz w:val="21"/>
+          <w:b w:val="0"/>
         </w:rPr>
         <w:t>喜：第60课·随喜（）</w:t>
       </w:r>
     </w:p>
     <w:p>
       <w:pPr>
-        <w:ind w:left="340"/>
+        <w:pStyle w:val="ListBullet"/>
       </w:pPr>
       <w:r>
         <w:rPr>
-          <w:color w:val="1E5631"/>
-          <w:sz w:val="21"/>
-        </w:rPr>
-        <w:t xml:space="preserve">• </w:t>
-      </w:r>
-      <w:r>
-        <w:rPr>
-          <w:sz w:val="21"/>
+          <w:b w:val="0"/>
         </w:rPr>
         <w:t>舍：如来禅修学体系73·梵住舍（）</w:t>
       </w:r>
@@ -1799,7 +2106,6 @@
       <w:tblPr>
         <w:tblStyle w:val="TableGrid"/>
         <w:tblW w:type="auto" w:w="0"/>
-        <w:jc w:val="center"/>
         <w:tblLook w:firstColumn="1" w:firstRow="1" w:lastColumn="0" w:lastRow="0" w:noHBand="0" w:noVBand="1" w:val="04A0"/>
       </w:tblPr>
       <w:tblGrid>
@@ -1811,17 +2117,20 @@
         <w:tc>
           <w:tcPr>
             <w:tcW w:type="dxa" w:w="3213"/>
-            <w:shd w:val="clear" w:color="auto" w:fill="1E5631"/>
+            <w:shd w:val="clear" w:fill="1E4620"/>
           </w:tcPr>
           <w:p>
-            <w:pPr>
-              <w:spacing w:after="20"/>
-            </w:pPr>
             <w:r>
               <w:rPr>
-                <w:b/>
                 <w:color w:val="FFFFFF"/>
-                <w:sz w:val="19"/>
+                <w:sz w:val="18"/>
+              </w:rPr>
+            </w:r>
+            <w:r>
+              <w:rPr>
+                <w:b w:val="0"/>
+                <w:color w:val="FFFFFF"/>
+                <w:sz w:val="18"/>
               </w:rPr>
               <w:t>四无量心</w:t>
             </w:r>
@@ -1830,17 +2139,20 @@
         <w:tc>
           <w:tcPr>
             <w:tcW w:type="dxa" w:w="3213"/>
-            <w:shd w:val="clear" w:color="auto" w:fill="1E5631"/>
+            <w:shd w:val="clear" w:fill="1E4620"/>
           </w:tcPr>
           <w:p>
-            <w:pPr>
-              <w:spacing w:after="20"/>
-            </w:pPr>
             <w:r>
               <w:rPr>
-                <w:b/>
                 <w:color w:val="FFFFFF"/>
-                <w:sz w:val="19"/>
+                <w:sz w:val="18"/>
+              </w:rPr>
+            </w:r>
+            <w:r>
+              <w:rPr>
+                <w:b w:val="0"/>
+                <w:color w:val="FFFFFF"/>
+                <w:sz w:val="18"/>
               </w:rPr>
               <w:t>特相</w:t>
             </w:r>
@@ -1849,17 +2161,20 @@
         <w:tc>
           <w:tcPr>
             <w:tcW w:type="dxa" w:w="3213"/>
-            <w:shd w:val="clear" w:color="auto" w:fill="1E5631"/>
+            <w:shd w:val="clear" w:fill="1E4620"/>
           </w:tcPr>
           <w:p>
-            <w:pPr>
-              <w:spacing w:after="20"/>
-            </w:pPr>
             <w:r>
               <w:rPr>
-                <w:b/>
                 <w:color w:val="FFFFFF"/>
-                <w:sz w:val="19"/>
+                <w:sz w:val="18"/>
+              </w:rPr>
+            </w:r>
+            <w:r>
+              <w:rPr>
+                <w:b w:val="0"/>
+                <w:color w:val="FFFFFF"/>
+                <w:sz w:val="18"/>
               </w:rPr>
               <w:t>现起</w:t>
             </w:r>
@@ -1872,13 +2187,15 @@
             <w:tcW w:type="dxa" w:w="3213"/>
           </w:tcPr>
           <w:p>
-            <w:pPr>
-              <w:spacing w:after="20"/>
-            </w:pPr>
+            <w:r>
+              <w:rPr>
+                <w:sz w:val="18"/>
+              </w:rPr>
+            </w:r>
             <w:r>
               <w:rPr>
                 <w:b/>
-                <w:sz w:val="19"/>
+                <w:sz w:val="18"/>
               </w:rPr>
               <w:t>慈（mettā）</w:t>
             </w:r>
@@ -1889,12 +2206,15 @@
             <w:tcW w:type="dxa" w:w="3213"/>
           </w:tcPr>
           <w:p>
-            <w:pPr>
-              <w:spacing w:after="20"/>
-            </w:pPr>
             <w:r>
               <w:rPr>
-                <w:sz w:val="19"/>
+                <w:sz w:val="18"/>
+              </w:rPr>
+            </w:r>
+            <w:r>
+              <w:rPr>
+                <w:b w:val="0"/>
+                <w:sz w:val="18"/>
               </w:rPr>
               <w:t>希望及致力于诸有情的福利</w:t>
             </w:r>
@@ -1905,12 +2225,15 @@
             <w:tcW w:type="dxa" w:w="3213"/>
           </w:tcPr>
           <w:p>
-            <w:pPr>
-              <w:spacing w:after="20"/>
-            </w:pPr>
             <w:r>
               <w:rPr>
-                <w:sz w:val="19"/>
+                <w:sz w:val="18"/>
+              </w:rPr>
+            </w:r>
+            <w:r>
+              <w:rPr>
+                <w:b w:val="0"/>
+                <w:sz w:val="18"/>
               </w:rPr>
               <w:t>去除瞋恨</w:t>
             </w:r>
@@ -1921,16 +2244,18 @@
         <w:tc>
           <w:tcPr>
             <w:tcW w:type="dxa" w:w="3213"/>
-            <w:shd w:val="clear" w:color="auto" w:fill="F2F2F2"/>
+            <w:shd w:val="clear" w:fill="F2F5FA"/>
           </w:tcPr>
           <w:p>
-            <w:pPr>
-              <w:spacing w:after="20"/>
-            </w:pPr>
+            <w:r>
+              <w:rPr>
+                <w:sz w:val="18"/>
+              </w:rPr>
+            </w:r>
             <w:r>
               <w:rPr>
                 <w:b/>
-                <w:sz w:val="19"/>
+                <w:sz w:val="18"/>
               </w:rPr>
               <w:t>悲（karuṇā）</w:t>
             </w:r>
@@ -1939,15 +2264,18 @@
         <w:tc>
           <w:tcPr>
             <w:tcW w:type="dxa" w:w="3213"/>
-            <w:shd w:val="clear" w:color="auto" w:fill="F2F2F2"/>
+            <w:shd w:val="clear" w:fill="F2F5FA"/>
           </w:tcPr>
           <w:p>
-            <w:pPr>
-              <w:spacing w:after="20"/>
-            </w:pPr>
             <w:r>
               <w:rPr>
-                <w:sz w:val="19"/>
+                <w:sz w:val="18"/>
+              </w:rPr>
+            </w:r>
+            <w:r>
+              <w:rPr>
+                <w:b w:val="0"/>
+                <w:sz w:val="18"/>
               </w:rPr>
               <w:t>拔除众生的苦</w:t>
             </w:r>
@@ -1956,15 +2284,18 @@
         <w:tc>
           <w:tcPr>
             <w:tcW w:type="dxa" w:w="3213"/>
-            <w:shd w:val="clear" w:color="auto" w:fill="F2F2F2"/>
+            <w:shd w:val="clear" w:fill="F2F5FA"/>
           </w:tcPr>
           <w:p>
-            <w:pPr>
-              <w:spacing w:after="20"/>
-            </w:pPr>
             <w:r>
               <w:rPr>
-                <w:sz w:val="19"/>
+                <w:sz w:val="18"/>
+              </w:rPr>
+            </w:r>
+            <w:r>
+              <w:rPr>
+                <w:b w:val="0"/>
+                <w:sz w:val="18"/>
               </w:rPr>
               <w:t>没有害心</w:t>
             </w:r>
@@ -1977,13 +2308,15 @@
             <w:tcW w:type="dxa" w:w="3213"/>
           </w:tcPr>
           <w:p>
-            <w:pPr>
-              <w:spacing w:after="20"/>
-            </w:pPr>
+            <w:r>
+              <w:rPr>
+                <w:sz w:val="18"/>
+              </w:rPr>
+            </w:r>
             <w:r>
               <w:rPr>
                 <w:b/>
-                <w:sz w:val="19"/>
+                <w:sz w:val="18"/>
               </w:rPr>
               <w:t>喜（muditā）</w:t>
             </w:r>
@@ -1994,12 +2327,15 @@
             <w:tcW w:type="dxa" w:w="3213"/>
           </w:tcPr>
           <w:p>
-            <w:pPr>
-              <w:spacing w:after="20"/>
-            </w:pPr>
             <w:r>
               <w:rPr>
-                <w:sz w:val="19"/>
+                <w:sz w:val="18"/>
+              </w:rPr>
+            </w:r>
+            <w:r>
+              <w:rPr>
+                <w:b w:val="0"/>
+                <w:sz w:val="18"/>
               </w:rPr>
               <w:t>对他人成就随喜</w:t>
             </w:r>
@@ -2010,12 +2346,15 @@
             <w:tcW w:type="dxa" w:w="3213"/>
           </w:tcPr>
           <w:p>
-            <w:pPr>
-              <w:spacing w:after="20"/>
-            </w:pPr>
             <w:r>
               <w:rPr>
-                <w:sz w:val="19"/>
+                <w:sz w:val="18"/>
+              </w:rPr>
+            </w:r>
+            <w:r>
+              <w:rPr>
+                <w:b w:val="0"/>
+                <w:sz w:val="18"/>
               </w:rPr>
               <w:t>内心没有厌恶感</w:t>
             </w:r>
@@ -2026,16 +2365,18 @@
         <w:tc>
           <w:tcPr>
             <w:tcW w:type="dxa" w:w="3213"/>
-            <w:shd w:val="clear" w:color="auto" w:fill="F2F2F2"/>
+            <w:shd w:val="clear" w:fill="F2F5FA"/>
           </w:tcPr>
           <w:p>
-            <w:pPr>
-              <w:spacing w:after="20"/>
-            </w:pPr>
+            <w:r>
+              <w:rPr>
+                <w:sz w:val="18"/>
+              </w:rPr>
+            </w:r>
             <w:r>
               <w:rPr>
                 <w:b/>
-                <w:sz w:val="19"/>
+                <w:sz w:val="18"/>
               </w:rPr>
               <w:t>舍（upekkhā，梵住舍）</w:t>
             </w:r>
@@ -2044,15 +2385,18 @@
         <w:tc>
           <w:tcPr>
             <w:tcW w:type="dxa" w:w="3213"/>
-            <w:shd w:val="clear" w:color="auto" w:fill="F2F2F2"/>
+            <w:shd w:val="clear" w:fill="F2F5FA"/>
           </w:tcPr>
           <w:p>
-            <w:pPr>
-              <w:spacing w:after="20"/>
-            </w:pPr>
             <w:r>
               <w:rPr>
-                <w:sz w:val="19"/>
+                <w:sz w:val="18"/>
+              </w:rPr>
+            </w:r>
+            <w:r>
+              <w:rPr>
+                <w:b w:val="0"/>
+                <w:sz w:val="18"/>
               </w:rPr>
               <w:t>对有情中舍</w:t>
             </w:r>
@@ -2061,15 +2405,18 @@
         <w:tc>
           <w:tcPr>
             <w:tcW w:type="dxa" w:w="3213"/>
-            <w:shd w:val="clear" w:color="auto" w:fill="F2F2F2"/>
+            <w:shd w:val="clear" w:fill="F2F5FA"/>
           </w:tcPr>
           <w:p>
-            <w:pPr>
-              <w:spacing w:after="20"/>
-            </w:pPr>
             <w:r>
               <w:rPr>
-                <w:sz w:val="19"/>
+                <w:sz w:val="18"/>
+              </w:rPr>
+            </w:r>
+            <w:r>
+              <w:rPr>
+                <w:b w:val="0"/>
+                <w:sz w:val="18"/>
               </w:rPr>
               <w:t>止息对有情的嗔恚和爱著</w:t>
             </w:r>
@@ -2079,29 +2426,27 @@
     </w:tbl>
     <w:p>
       <w:pPr>
-        <w:spacing w:before="40" w:after="80"/>
-        <w:ind w:left="283"/>
-        <w:shd w:val="clear" w:color="auto" w:fill="EDF6EF"/>
+        <w:ind w:left="170"/>
         <w:pBdr>
-          <w:left w:val="single" w:sz="20" w:space="6" w:color="1E5631"/>
+          <w:left w:val="single" w:sz="18" w:space="4" w:color="1E4620"/>
         </w:pBdr>
+        <w:shd w:val="clear" w:fill="F2F5FA"/>
       </w:pPr>
       <w:r>
         <w:rPr>
-          <w:sz w:val="20"/>
+          <w:b w:val="0"/>
         </w:rPr>
         <w:t xml:space="preserve">💡 </w:t>
       </w:r>
       <w:r>
         <w:rPr>
           <w:b/>
-          <w:sz w:val="20"/>
         </w:rPr>
         <w:t>回顾提示</w:t>
       </w:r>
       <w:r>
         <w:rPr>
-          <w:sz w:val="20"/>
+          <w:b w:val="0"/>
         </w:rPr>
         <w:t>：这个表把第6周"四无量心"的内容浓缩成一张表——慈对治嗔恨、悲对治加害心、喜对治嫉妒、舍对治偏执（嗔恚与爱著的两极）。回想你8周的练习，哪一个最触动你？</w:t>
       </w:r>
@@ -2110,385 +2455,300 @@
       <w:r>
         <w:rPr>
           <w:b/>
-          <w:sz w:val="21"/>
         </w:rPr>
         <w:t>◈重读提示</w:t>
       </w:r>
       <w:r>
         <w:rPr>
-          <w:sz w:val="21"/>
+          <w:b w:val="0"/>
         </w:rPr>
         <w:t>（均直接引自《原文全集》原文）：</w:t>
       </w:r>
     </w:p>
     <w:p>
       <w:pPr>
-        <w:spacing w:before="40" w:after="80"/>
-        <w:ind w:left="283"/>
-        <w:shd w:val="clear" w:color="auto" w:fill="EDF6EF"/>
+        <w:ind w:left="170"/>
         <w:pBdr>
-          <w:left w:val="single" w:sz="20" w:space="6" w:color="1E5631"/>
+          <w:left w:val="single" w:sz="18" w:space="4" w:color="1E4620"/>
         </w:pBdr>
+        <w:shd w:val="clear" w:fill="F2F5FA"/>
       </w:pPr>
       <w:r>
         <w:rPr>
-          <w:sz w:val="20"/>
+          <w:b w:val="0"/>
         </w:rPr>
-        <w:t>- "愿一切有情幸福、安稳！自有其乐！""站立、行走、坐着或躺卧，只要他离开睡眠，皆应确立如此之念，这是他们于此所说的梵住。"（应作慈爱经——第2、7周共读过全文） - "慈心所——特相：希望及致力于诸有情的福利；作用：带给诸有情利益；现起：去除瞋恨。"（如来禅修学体系81——第2周共读）</w:t>
+        <w:t>- "愿一切有情幸福、安稳！自有其乐！""站立、行走、坐着或躺卧，只要他离开睡眠，皆应确立如此之念，这是他们于此所说的梵住。"（应作慈爱经——第2、7周共读过全文）</w:t>
       </w:r>
     </w:p>
     <w:p>
       <w:pPr>
-        <w:spacing w:before="120" w:after="80"/>
+        <w:ind w:left="170"/>
+        <w:pBdr>
+          <w:left w:val="single" w:sz="18" w:space="4" w:color="1E4620"/>
+        </w:pBdr>
+        <w:shd w:val="clear" w:fill="F2F5FA"/>
       </w:pPr>
       <w:r>
         <w:rPr>
-          <w:rFonts w:ascii="Microsoft YaHei" w:hAnsi="Microsoft YaHei" w:eastAsia="Microsoft YaHei"/>
+          <w:b w:val="0"/>
+        </w:rPr>
+        <w:t>- "慈心所——特相：希望及致力于诸有情的福利；作用：带给诸有情利益；现起：去除瞋恨。"（如来禅修学体系81——第2周共读）</w:t>
+      </w:r>
+    </w:p>
+    <w:p>
+      <w:r>
+        <w:rPr>
           <w:b/>
-          <w:color w:val="1E5631"/>
-          <w:sz w:val="25"/>
+          <w:color w:val="1E4620"/>
+          <w:sz w:val="23"/>
         </w:rPr>
         <w:t>扩展二：深入讨论问题</w:t>
       </w:r>
     </w:p>
     <w:p>
       <w:pPr>
-        <w:ind w:left="340"/>
+        <w:pStyle w:val="ListNumber"/>
       </w:pPr>
       <w:r>
         <w:rPr>
-          <w:b/>
-          <w:sz w:val="21"/>
-        </w:rPr>
-        <w:t xml:space="preserve">1. </w:t>
-      </w:r>
-      <w:r>
-        <w:rPr>
-          <w:sz w:val="21"/>
+          <w:b w:val="0"/>
         </w:rPr>
         <w:t>8周里，最触动你的一句话或一个比喻是什么？（比如"慈心像温暖又坚实的手""我们都是生命轮回中的旅伴"）为什么偏偏是它？</w:t>
       </w:r>
     </w:p>
     <w:p>
       <w:pPr>
-        <w:ind w:left="340"/>
+        <w:pStyle w:val="ListNumber"/>
       </w:pPr>
       <w:r>
         <w:rPr>
-          <w:b/>
-          <w:sz w:val="21"/>
-        </w:rPr>
-        <w:t xml:space="preserve">2. </w:t>
-      </w:r>
-      <w:r>
-        <w:rPr>
-          <w:sz w:val="21"/>
+          <w:b w:val="0"/>
         </w:rPr>
         <w:t>如果要把慈心变成"一生的功课"，你打算给自己定一个什么样的可持续小习惯？（呼应"收尾与展望"里"睡前5分钟""21天"的提议）</w:t>
       </w:r>
     </w:p>
     <w:p>
-      <w:pPr>
-        <w:spacing w:before="120" w:after="80"/>
-      </w:pPr>
       <w:r>
         <w:rPr>
-          <w:rFonts w:ascii="Microsoft YaHei" w:hAnsi="Microsoft YaHei" w:eastAsia="Microsoft YaHei"/>
           <w:b/>
-          <w:color w:val="1E5631"/>
-          <w:sz w:val="25"/>
+          <w:color w:val="1E4620"/>
+          <w:sz w:val="23"/>
         </w:rPr>
         <w:t>扩展三：延伸小练习</w:t>
       </w:r>
     </w:p>
     <w:p>
       <w:pPr>
-        <w:ind w:left="340"/>
+        <w:pStyle w:val="ListBullet"/>
       </w:pPr>
       <w:r>
         <w:rPr>
-          <w:color w:val="1E5631"/>
-          <w:sz w:val="21"/>
-        </w:rPr>
-        <w:t xml:space="preserve">• </w:t>
-      </w:r>
-      <w:r>
-        <w:rPr>
           <w:b/>
-          <w:sz w:val="21"/>
         </w:rPr>
         <w:t>"我的慈心清单"卡片（5-8分钟）</w:t>
       </w:r>
       <w:r>
         <w:rPr>
-          <w:sz w:val="21"/>
+          <w:b w:val="0"/>
         </w:rPr>
         <w:t>：请大家在一张卡片（或手机备忘录）上写下三行字：①这8周我最想保留的一个练习是______；②接下来21天我打算每天做的一件事是______；③我想祝福的一个人是______。写好后可以互相分享，也可以带回家贴在每天能看到的地方。8周的旅程结束了，这张卡片就是"接下来怎么继续"的起点。</w:t>
       </w:r>
     </w:p>
     <w:p>
-      <w:pPr>
-        <w:spacing w:before="160" w:after="80"/>
-      </w:pPr>
       <w:r>
         <w:rPr>
-          <w:rFonts w:ascii="Microsoft YaHei" w:hAnsi="Microsoft YaHei" w:eastAsia="Microsoft YaHei"/>
           <w:b/>
-          <w:color w:val="1E5631"/>
-          <w:sz w:val="28"/>
+          <w:color w:val="1E4620"/>
+          <w:sz w:val="26"/>
         </w:rPr>
         <w:t>🔚 收尾与展望（15 min）</w:t>
       </w:r>
     </w:p>
     <w:p>
       <w:pPr>
-        <w:ind w:left="340"/>
+        <w:pStyle w:val="ListNumber"/>
       </w:pPr>
       <w:r>
         <w:rPr>
           <w:b/>
-          <w:sz w:val="21"/>
-        </w:rPr>
-        <w:t xml:space="preserve">1. </w:t>
-      </w:r>
-      <w:r>
-        <w:rPr>
-          <w:b/>
-          <w:sz w:val="21"/>
         </w:rPr>
         <w:t>每人一句话</w:t>
       </w:r>
       <w:r>
         <w:rPr>
-          <w:sz w:val="21"/>
+          <w:b w:val="0"/>
         </w:rPr>
         <w:t>：这8周你最大的收获是什么？</w:t>
       </w:r>
     </w:p>
     <w:p>
       <w:pPr>
-        <w:ind w:left="340"/>
+        <w:pStyle w:val="ListNumber"/>
       </w:pPr>
       <w:r>
         <w:rPr>
           <w:b/>
-          <w:sz w:val="21"/>
-        </w:rPr>
-        <w:t xml:space="preserve">2. </w:t>
-      </w:r>
-      <w:r>
-        <w:rPr>
-          <w:b/>
-          <w:sz w:val="21"/>
         </w:rPr>
         <w:t>展望</w:t>
       </w:r>
       <w:r>
         <w:rPr>
-          <w:sz w:val="21"/>
+          <w:b w:val="0"/>
         </w:rPr>
         <w:t>：接下来怎么继续？</w:t>
       </w:r>
     </w:p>
     <w:p>
-      <w:pPr>
-        <w:ind w:left="340"/>
-      </w:pPr>
       <w:r>
         <w:rPr>
-          <w:color w:val="1E5631"/>
-          <w:sz w:val="21"/>
+          <w:b w:val="0"/>
         </w:rPr>
-        <w:t xml:space="preserve">• </w:t>
+        <w:t xml:space="preserve">   - 可以自发组织"慈心共修小组"，每周一起修一次；</w:t>
       </w:r>
+    </w:p>
+    <w:p>
       <w:r>
         <w:rPr>
-          <w:sz w:val="21"/>
+          <w:b w:val="0"/>
         </w:rPr>
-        <w:t>可以自发组织"慈心共修小组"，每周一起修一次；</w:t>
+        <w:t xml:space="preserve">   - 可以进入下一个读书会（如"四护卫禅实修"或"禅修入门与基础"）；</w:t>
+      </w:r>
+    </w:p>
+    <w:p>
+      <w:r>
+        <w:rPr>
+          <w:b w:val="0"/>
+        </w:rPr>
+        <w:t xml:space="preserve">   - 也可以自己每天睡前修5分钟慈心，坚持21天。</w:t>
       </w:r>
     </w:p>
     <w:p>
       <w:pPr>
-        <w:ind w:left="340"/>
-      </w:pPr>
-      <w:r>
-        <w:rPr>
-          <w:color w:val="1E5631"/>
-          <w:sz w:val="21"/>
-        </w:rPr>
-        <w:t xml:space="preserve">• </w:t>
-      </w:r>
-      <w:r>
-        <w:rPr>
-          <w:sz w:val="21"/>
-        </w:rPr>
-        <w:t>可以进入下一个读书会（如"四护卫禅实修"或"禅修入门与基础"）；</w:t>
-      </w:r>
-    </w:p>
-    <w:p>
-      <w:pPr>
-        <w:ind w:left="340"/>
-      </w:pPr>
-      <w:r>
-        <w:rPr>
-          <w:color w:val="1E5631"/>
-          <w:sz w:val="21"/>
-        </w:rPr>
-        <w:t xml:space="preserve">• </w:t>
-      </w:r>
-      <w:r>
-        <w:rPr>
-          <w:sz w:val="21"/>
-        </w:rPr>
-        <w:t>也可以自己每天睡前修5分钟慈心，坚持21天。</w:t>
-      </w:r>
-    </w:p>
-    <w:p>
-      <w:pPr>
-        <w:ind w:left="340"/>
+        <w:pStyle w:val="ListNumber"/>
       </w:pPr>
       <w:r>
         <w:rPr>
           <w:b/>
-          <w:sz w:val="21"/>
-        </w:rPr>
-        <w:t xml:space="preserve">3. </w:t>
-      </w:r>
-      <w:r>
-        <w:rPr>
-          <w:b/>
-          <w:sz w:val="21"/>
         </w:rPr>
         <w:t>互道祝福</w:t>
       </w:r>
       <w:r>
         <w:rPr>
-          <w:sz w:val="21"/>
+          <w:b w:val="0"/>
         </w:rPr>
         <w:t>：每人顺时针给右边的人一句祝福："愿你远离危难，愿你内心愉悦，愿你身体健康，愿你保有快乐。"</w:t>
       </w:r>
     </w:p>
     <w:p>
       <w:pPr>
-        <w:ind w:left="340"/>
+        <w:pStyle w:val="ListNumber"/>
       </w:pPr>
       <w:r>
         <w:rPr>
           <w:b/>
-          <w:sz w:val="21"/>
-        </w:rPr>
-        <w:t xml:space="preserve">4. </w:t>
-      </w:r>
-      <w:r>
-        <w:rPr>
-          <w:b/>
-          <w:sz w:val="21"/>
         </w:rPr>
         <w:t>大回向</w:t>
       </w:r>
       <w:r>
         <w:rPr>
-          <w:sz w:val="21"/>
+          <w:b w:val="0"/>
         </w:rPr>
         <w:t>（一起念，作为8周的圆满收尾）：</w:t>
       </w:r>
     </w:p>
     <w:p>
       <w:pPr>
-        <w:spacing w:before="40" w:after="80"/>
-        <w:ind w:left="283"/>
-        <w:shd w:val="clear" w:color="auto" w:fill="EDF6EF"/>
+        <w:ind w:left="170"/>
         <w:pBdr>
-          <w:left w:val="single" w:sz="20" w:space="6" w:color="1E5631"/>
+          <w:left w:val="single" w:sz="18" w:space="4" w:color="1E4620"/>
         </w:pBdr>
+        <w:shd w:val="clear" w:fill="F2F5FA"/>
       </w:pPr>
       <w:r>
         <w:rPr>
           <w:b/>
-          <w:sz w:val="20"/>
         </w:rPr>
         <w:t>愿我此功德，导向诸漏尽！</w:t>
       </w:r>
-      <w:r>
-        <w:rPr>
-          <w:sz w:val="20"/>
-        </w:rPr>
-        <w:t xml:space="preserve"> </w:t>
-      </w:r>
+    </w:p>
+    <w:p>
+      <w:pPr>
+        <w:ind w:left="170"/>
+        <w:pBdr>
+          <w:left w:val="single" w:sz="18" w:space="4" w:color="1E4620"/>
+        </w:pBdr>
+        <w:shd w:val="clear" w:fill="F2F5FA"/>
+      </w:pPr>
       <w:r>
         <w:rPr>
           <w:b/>
-          <w:sz w:val="20"/>
         </w:rPr>
         <w:t>愿我此功德，为证涅槃缘！</w:t>
       </w:r>
-      <w:r>
-        <w:rPr>
-          <w:sz w:val="20"/>
-        </w:rPr>
-        <w:t xml:space="preserve"> </w:t>
-      </w:r>
+    </w:p>
+    <w:p>
+      <w:pPr>
+        <w:ind w:left="170"/>
+        <w:pBdr>
+          <w:left w:val="single" w:sz="18" w:space="4" w:color="1E4620"/>
+        </w:pBdr>
+        <w:shd w:val="clear" w:fill="F2F5FA"/>
+      </w:pPr>
       <w:r>
         <w:rPr>
           <w:b/>
-          <w:sz w:val="20"/>
         </w:rPr>
         <w:t>我此功德分，回向诸有情！</w:t>
       </w:r>
-      <w:r>
-        <w:rPr>
-          <w:sz w:val="20"/>
-        </w:rPr>
-        <w:t xml:space="preserve"> </w:t>
-      </w:r>
+    </w:p>
+    <w:p>
+      <w:pPr>
+        <w:ind w:left="170"/>
+        <w:pBdr>
+          <w:left w:val="single" w:sz="18" w:space="4" w:color="1E4620"/>
+        </w:pBdr>
+        <w:shd w:val="clear" w:fill="F2F5FA"/>
+      </w:pPr>
       <w:r>
         <w:rPr>
           <w:b/>
-          <w:sz w:val="20"/>
         </w:rPr>
         <w:t>愿彼等一切，同得功德分！</w:t>
       </w:r>
     </w:p>
     <w:p>
-      <w:pPr>
-        <w:spacing w:before="160" w:after="80"/>
-      </w:pPr>
       <w:r>
         <w:rPr>
-          <w:rFonts w:ascii="Microsoft YaHei" w:hAnsi="Microsoft YaHei" w:eastAsia="Microsoft YaHei"/>
           <w:b/>
-          <w:color w:val="1E5631"/>
-          <w:sz w:val="28"/>
+          <w:color w:val="1E4620"/>
+          <w:sz w:val="26"/>
         </w:rPr>
         <w:t>📚 8周全部文字版原文资料索引（回顾用）</w:t>
       </w:r>
     </w:p>
     <w:p>
       <w:pPr>
-        <w:spacing w:before="40" w:after="80"/>
-        <w:ind w:left="283"/>
-        <w:shd w:val="clear" w:color="auto" w:fill="EDF6EF"/>
+        <w:ind w:left="170"/>
         <w:pBdr>
-          <w:left w:val="single" w:sz="20" w:space="6" w:color="1E5631"/>
+          <w:left w:val="single" w:sz="18" w:space="4" w:color="1E4620"/>
         </w:pBdr>
+        <w:shd w:val="clear" w:fill="F2F5FA"/>
       </w:pPr>
       <w:r>
         <w:rPr>
-          <w:sz w:val="20"/>
+          <w:b w:val="0"/>
         </w:rPr>
         <w:t>📌 下表 media_id 均为</w:t>
       </w:r>
       <w:r>
         <w:rPr>
           <w:b/>
-          <w:sz w:val="20"/>
         </w:rPr>
         <w:t>文字版资料</w:t>
       </w:r>
       <w:r>
         <w:rPr>
-          <w:sz w:val="20"/>
+          <w:b w:val="0"/>
         </w:rPr>
         <w:t>（PDF 提取文字版 / Word 文字版），与《原文全集》附录资料清单一致；完整原文文字全部收录于《原文全集》对应部分，无需再去知识库查阅。</w:t>
       </w:r>
@@ -2497,7 +2757,6 @@
       <w:tblPr>
         <w:tblStyle w:val="TableGrid"/>
         <w:tblW w:type="auto" w:w="0"/>
-        <w:jc w:val="center"/>
         <w:tblLook w:firstColumn="1" w:firstRow="1" w:lastColumn="0" w:lastRow="0" w:noHBand="0" w:noVBand="1" w:val="04A0"/>
       </w:tblPr>
       <w:tblGrid>
@@ -2511,17 +2770,20 @@
         <w:tc>
           <w:tcPr>
             <w:tcW w:type="dxa" w:w="1928"/>
-            <w:shd w:val="clear" w:color="auto" w:fill="1E5631"/>
+            <w:shd w:val="clear" w:fill="1E4620"/>
           </w:tcPr>
           <w:p>
-            <w:pPr>
-              <w:spacing w:after="20"/>
-            </w:pPr>
             <w:r>
               <w:rPr>
-                <w:b/>
                 <w:color w:val="FFFFFF"/>
-                <w:sz w:val="19"/>
+                <w:sz w:val="18"/>
+              </w:rPr>
+            </w:r>
+            <w:r>
+              <w:rPr>
+                <w:b w:val="0"/>
+                <w:color w:val="FFFFFF"/>
+                <w:sz w:val="18"/>
               </w:rPr>
               <w:t>#</w:t>
             </w:r>
@@ -2530,17 +2792,20 @@
         <w:tc>
           <w:tcPr>
             <w:tcW w:type="dxa" w:w="1928"/>
-            <w:shd w:val="clear" w:color="auto" w:fill="1E5631"/>
+            <w:shd w:val="clear" w:fill="1E4620"/>
           </w:tcPr>
           <w:p>
-            <w:pPr>
-              <w:spacing w:after="20"/>
-            </w:pPr>
             <w:r>
               <w:rPr>
-                <w:b/>
                 <w:color w:val="FFFFFF"/>
-                <w:sz w:val="19"/>
+                <w:sz w:val="18"/>
+              </w:rPr>
+            </w:r>
+            <w:r>
+              <w:rPr>
+                <w:b w:val="0"/>
+                <w:color w:val="FFFFFF"/>
+                <w:sz w:val="18"/>
               </w:rPr>
               <w:t>标题（文字版）</w:t>
             </w:r>
@@ -2549,17 +2814,20 @@
         <w:tc>
           <w:tcPr>
             <w:tcW w:type="dxa" w:w="1928"/>
-            <w:shd w:val="clear" w:color="auto" w:fill="1E5631"/>
+            <w:shd w:val="clear" w:fill="1E4620"/>
           </w:tcPr>
           <w:p>
-            <w:pPr>
-              <w:spacing w:after="20"/>
-            </w:pPr>
             <w:r>
               <w:rPr>
-                <w:b/>
                 <w:color w:val="FFFFFF"/>
-                <w:sz w:val="19"/>
+                <w:sz w:val="18"/>
+              </w:rPr>
+            </w:r>
+            <w:r>
+              <w:rPr>
+                <w:b w:val="0"/>
+                <w:color w:val="FFFFFF"/>
+                <w:sz w:val="18"/>
               </w:rPr>
               <w:t>media_id</w:t>
             </w:r>
@@ -2568,17 +2836,20 @@
         <w:tc>
           <w:tcPr>
             <w:tcW w:type="dxa" w:w="1928"/>
-            <w:shd w:val="clear" w:color="auto" w:fill="1E5631"/>
+            <w:shd w:val="clear" w:fill="1E4620"/>
           </w:tcPr>
           <w:p>
-            <w:pPr>
-              <w:spacing w:after="20"/>
-            </w:pPr>
             <w:r>
               <w:rPr>
-                <w:b/>
                 <w:color w:val="FFFFFF"/>
-                <w:sz w:val="19"/>
+                <w:sz w:val="18"/>
+              </w:rPr>
+            </w:r>
+            <w:r>
+              <w:rPr>
+                <w:b w:val="0"/>
+                <w:color w:val="FFFFFF"/>
+                <w:sz w:val="18"/>
               </w:rPr>
               <w:t>打开方式</w:t>
             </w:r>
@@ -2587,17 +2858,20 @@
         <w:tc>
           <w:tcPr>
             <w:tcW w:type="dxa" w:w="1928"/>
-            <w:shd w:val="clear" w:color="auto" w:fill="1E5631"/>
+            <w:shd w:val="clear" w:fill="1E4620"/>
           </w:tcPr>
           <w:p>
-            <w:pPr>
-              <w:spacing w:after="20"/>
-            </w:pPr>
             <w:r>
               <w:rPr>
-                <w:b/>
                 <w:color w:val="FFFFFF"/>
-                <w:sz w:val="19"/>
+                <w:sz w:val="18"/>
+              </w:rPr>
+            </w:r>
+            <w:r>
+              <w:rPr>
+                <w:b w:val="0"/>
+                <w:color w:val="FFFFFF"/>
+                <w:sz w:val="18"/>
               </w:rPr>
               <w:t>完整原文见《原文全集》</w:t>
             </w:r>
@@ -2610,12 +2884,15 @@
             <w:tcW w:type="dxa" w:w="1928"/>
           </w:tcPr>
           <w:p>
-            <w:pPr>
-              <w:spacing w:after="20"/>
-            </w:pPr>
             <w:r>
               <w:rPr>
-                <w:sz w:val="19"/>
+                <w:sz w:val="18"/>
+              </w:rPr>
+            </w:r>
+            <w:r>
+              <w:rPr>
+                <w:b w:val="0"/>
+                <w:sz w:val="18"/>
               </w:rPr>
               <w:t>1</w:t>
             </w:r>
@@ -2626,12 +2903,15 @@
             <w:tcW w:type="dxa" w:w="1928"/>
           </w:tcPr>
           <w:p>
-            <w:pPr>
-              <w:spacing w:after="20"/>
-            </w:pPr>
             <w:r>
               <w:rPr>
-                <w:sz w:val="19"/>
+                <w:sz w:val="18"/>
+              </w:rPr>
+            </w:r>
+            <w:r>
+              <w:rPr>
+                <w:b w:val="0"/>
+                <w:sz w:val="18"/>
               </w:rPr>
               <w:t>第189讲 法念处·五盖(三)（PDF课件：慈心十一种利益、遍满慈）</w:t>
             </w:r>
@@ -2642,14 +2922,17 @@
             <w:tcW w:type="dxa" w:w="1928"/>
           </w:tcPr>
           <w:p>
-            <w:pPr>
-              <w:spacing w:after="20"/>
-            </w:pPr>
             <w:r>
               <w:rPr>
-                <w:sz w:val="19"/>
+                <w:sz w:val="18"/>
               </w:rPr>
-              <w:t>`pdf_d0dd1c0cd17209afe241ece24bf6b7b4_419cd8739b5ee0c5a59942283ed6ecc27439961422831605`</w:t>
+            </w:r>
+            <w:r>
+              <w:rPr>
+                <w:b w:val="0"/>
+                <w:sz w:val="18"/>
+              </w:rPr>
+              <w:t>pdf_d0dd1c0cd17209afe241ece24bf6b7b4_419cd8739b5ee0c5a59942283ed6ecc27439961422831605</w:t>
             </w:r>
           </w:p>
         </w:tc>
@@ -2658,12 +2941,15 @@
             <w:tcW w:type="dxa" w:w="1928"/>
           </w:tcPr>
           <w:p>
-            <w:pPr>
-              <w:spacing w:after="20"/>
-            </w:pPr>
             <w:r>
               <w:rPr>
-                <w:sz w:val="19"/>
+                <w:sz w:val="18"/>
+              </w:rPr>
+            </w:r>
+            <w:r>
+              <w:rPr>
+                <w:b w:val="0"/>
+                <w:sz w:val="18"/>
               </w:rPr>
               <w:t>ima知识库搜索「第189讲 五盖」</w:t>
             </w:r>
@@ -2674,12 +2960,15 @@
             <w:tcW w:type="dxa" w:w="1928"/>
           </w:tcPr>
           <w:p>
-            <w:pPr>
-              <w:spacing w:after="20"/>
-            </w:pPr>
             <w:r>
               <w:rPr>
-                <w:sz w:val="19"/>
+                <w:sz w:val="18"/>
+              </w:rPr>
+            </w:r>
+            <w:r>
+              <w:rPr>
+                <w:b w:val="0"/>
+                <w:sz w:val="18"/>
               </w:rPr>
               <w:t>第二部分</w:t>
             </w:r>
@@ -2690,15 +2979,18 @@
         <w:tc>
           <w:tcPr>
             <w:tcW w:type="dxa" w:w="1928"/>
-            <w:shd w:val="clear" w:color="auto" w:fill="F2F2F2"/>
+            <w:shd w:val="clear" w:fill="F2F5FA"/>
           </w:tcPr>
           <w:p>
-            <w:pPr>
-              <w:spacing w:after="20"/>
-            </w:pPr>
             <w:r>
               <w:rPr>
-                <w:sz w:val="19"/>
+                <w:sz w:val="18"/>
+              </w:rPr>
+            </w:r>
+            <w:r>
+              <w:rPr>
+                <w:b w:val="0"/>
+                <w:sz w:val="18"/>
               </w:rPr>
               <w:t>2</w:t>
             </w:r>
@@ -2707,15 +2999,18 @@
         <w:tc>
           <w:tcPr>
             <w:tcW w:type="dxa" w:w="1928"/>
-            <w:shd w:val="clear" w:color="auto" w:fill="F2F2F2"/>
+            <w:shd w:val="clear" w:fill="F2F5FA"/>
           </w:tcPr>
           <w:p>
-            <w:pPr>
-              <w:spacing w:after="20"/>
-            </w:pPr>
             <w:r>
               <w:rPr>
-                <w:sz w:val="19"/>
+                <w:sz w:val="18"/>
+              </w:rPr>
+            </w:r>
+            <w:r>
+              <w:rPr>
+                <w:b w:val="0"/>
+                <w:sz w:val="18"/>
               </w:rPr>
               <w:t>第189讲 五盖3（docx文字版，与PDF重复）</w:t>
             </w:r>
@@ -2724,32 +3019,38 @@
         <w:tc>
           <w:tcPr>
             <w:tcW w:type="dxa" w:w="1928"/>
-            <w:shd w:val="clear" w:color="auto" w:fill="F2F2F2"/>
+            <w:shd w:val="clear" w:fill="F2F5FA"/>
           </w:tcPr>
           <w:p>
-            <w:pPr>
-              <w:spacing w:after="20"/>
-            </w:pPr>
             <w:r>
               <w:rPr>
-                <w:sz w:val="19"/>
+                <w:sz w:val="18"/>
               </w:rPr>
-              <w:t>`word_d0dd1c0cd17209afe241ece24bf6b7b4_d03b0c87881adbd141fd68f2dc9947ca7439961422831605`</w:t>
+            </w:r>
+            <w:r>
+              <w:rPr>
+                <w:b w:val="0"/>
+                <w:sz w:val="18"/>
+              </w:rPr>
+              <w:t>word_d0dd1c0cd17209afe241ece24bf6b7b4_d03b0c87881adbd141fd68f2dc9947ca7439961422831605</w:t>
             </w:r>
           </w:p>
         </w:tc>
         <w:tc>
           <w:tcPr>
             <w:tcW w:type="dxa" w:w="1928"/>
-            <w:shd w:val="clear" w:color="auto" w:fill="F2F2F2"/>
+            <w:shd w:val="clear" w:fill="F2F5FA"/>
           </w:tcPr>
           <w:p>
-            <w:pPr>
-              <w:spacing w:after="20"/>
-            </w:pPr>
             <w:r>
               <w:rPr>
-                <w:sz w:val="19"/>
+                <w:sz w:val="18"/>
+              </w:rPr>
+            </w:r>
+            <w:r>
+              <w:rPr>
+                <w:b w:val="0"/>
+                <w:sz w:val="18"/>
               </w:rPr>
               <w:t>ima知识库搜索「189讲 五盖3」</w:t>
             </w:r>
@@ -2758,15 +3059,18 @@
         <w:tc>
           <w:tcPr>
             <w:tcW w:type="dxa" w:w="1928"/>
-            <w:shd w:val="clear" w:color="auto" w:fill="F2F2F2"/>
+            <w:shd w:val="clear" w:fill="F2F5FA"/>
           </w:tcPr>
           <w:p>
-            <w:pPr>
-              <w:spacing w:after="20"/>
-            </w:pPr>
             <w:r>
               <w:rPr>
-                <w:sz w:val="19"/>
+                <w:sz w:val="18"/>
+              </w:rPr>
+            </w:r>
+            <w:r>
+              <w:rPr>
+                <w:b w:val="0"/>
+                <w:sz w:val="18"/>
               </w:rPr>
               <w:t>第三部分</w:t>
             </w:r>
@@ -2779,12 +3083,15 @@
             <w:tcW w:type="dxa" w:w="1928"/>
           </w:tcPr>
           <w:p>
-            <w:pPr>
-              <w:spacing w:after="20"/>
-            </w:pPr>
             <w:r>
               <w:rPr>
-                <w:sz w:val="19"/>
+                <w:sz w:val="18"/>
+              </w:rPr>
+            </w:r>
+            <w:r>
+              <w:rPr>
+                <w:b w:val="0"/>
+                <w:sz w:val="18"/>
               </w:rPr>
               <w:t>3</w:t>
             </w:r>
@@ -2795,12 +3102,15 @@
             <w:tcW w:type="dxa" w:w="1928"/>
           </w:tcPr>
           <w:p>
-            <w:pPr>
-              <w:spacing w:after="20"/>
-            </w:pPr>
             <w:r>
               <w:rPr>
-                <w:sz w:val="19"/>
+                <w:sz w:val="18"/>
+              </w:rPr>
+            </w:r>
+            <w:r>
+              <w:rPr>
+                <w:b w:val="0"/>
+                <w:sz w:val="18"/>
               </w:rPr>
               <w:t>第188讲 法念处·五盖(二)（PDF课件：嗔恚成因与六种对治）</w:t>
             </w:r>
@@ -2811,14 +3121,17 @@
             <w:tcW w:type="dxa" w:w="1928"/>
           </w:tcPr>
           <w:p>
-            <w:pPr>
-              <w:spacing w:after="20"/>
-            </w:pPr>
             <w:r>
               <w:rPr>
-                <w:sz w:val="19"/>
+                <w:sz w:val="18"/>
               </w:rPr>
-              <w:t>`pdf_d0dd1c0cd17209afe241ece24bf6b7b4_8756345fd0a00413a8492cfe6029a60e7439961422831605`</w:t>
+            </w:r>
+            <w:r>
+              <w:rPr>
+                <w:b w:val="0"/>
+                <w:sz w:val="18"/>
+              </w:rPr>
+              <w:t>pdf_d0dd1c0cd17209afe241ece24bf6b7b4_8756345fd0a00413a8492cfe6029a60e7439961422831605</w:t>
             </w:r>
           </w:p>
         </w:tc>
@@ -2827,12 +3140,15 @@
             <w:tcW w:type="dxa" w:w="1928"/>
           </w:tcPr>
           <w:p>
-            <w:pPr>
-              <w:spacing w:after="20"/>
-            </w:pPr>
             <w:r>
               <w:rPr>
-                <w:sz w:val="19"/>
+                <w:sz w:val="18"/>
+              </w:rPr>
+            </w:r>
+            <w:r>
+              <w:rPr>
+                <w:b w:val="0"/>
+                <w:sz w:val="18"/>
               </w:rPr>
               <w:t>ima知识库搜索「第188讲 五盖」</w:t>
             </w:r>
@@ -2843,12 +3159,15 @@
             <w:tcW w:type="dxa" w:w="1928"/>
           </w:tcPr>
           <w:p>
-            <w:pPr>
-              <w:spacing w:after="20"/>
-            </w:pPr>
             <w:r>
               <w:rPr>
-                <w:sz w:val="19"/>
+                <w:sz w:val="18"/>
+              </w:rPr>
+            </w:r>
+            <w:r>
+              <w:rPr>
+                <w:b w:val="0"/>
+                <w:sz w:val="18"/>
               </w:rPr>
               <w:t>第一部分</w:t>
             </w:r>
@@ -2859,15 +3178,18 @@
         <w:tc>
           <w:tcPr>
             <w:tcW w:type="dxa" w:w="1928"/>
-            <w:shd w:val="clear" w:color="auto" w:fill="F2F2F2"/>
+            <w:shd w:val="clear" w:fill="F2F5FA"/>
           </w:tcPr>
           <w:p>
-            <w:pPr>
-              <w:spacing w:after="20"/>
-            </w:pPr>
             <w:r>
               <w:rPr>
-                <w:sz w:val="19"/>
+                <w:sz w:val="18"/>
+              </w:rPr>
+            </w:r>
+            <w:r>
+              <w:rPr>
+                <w:b w:val="0"/>
+                <w:sz w:val="18"/>
               </w:rPr>
               <w:t>4</w:t>
             </w:r>
@@ -2876,15 +3198,18 @@
         <w:tc>
           <w:tcPr>
             <w:tcW w:type="dxa" w:w="1928"/>
-            <w:shd w:val="clear" w:color="auto" w:fill="F2F2F2"/>
+            <w:shd w:val="clear" w:fill="F2F5FA"/>
           </w:tcPr>
           <w:p>
-            <w:pPr>
-              <w:spacing w:after="20"/>
-            </w:pPr>
             <w:r>
               <w:rPr>
-                <w:sz w:val="19"/>
+                <w:sz w:val="18"/>
+              </w:rPr>
+            </w:r>
+            <w:r>
+              <w:rPr>
+                <w:b w:val="0"/>
+                <w:sz w:val="18"/>
               </w:rPr>
               <w:t>第90讲 命根2-慈1（PDF课件：四梵住）</w:t>
             </w:r>
@@ -2893,32 +3218,38 @@
         <w:tc>
           <w:tcPr>
             <w:tcW w:type="dxa" w:w="1928"/>
-            <w:shd w:val="clear" w:color="auto" w:fill="F2F2F2"/>
+            <w:shd w:val="clear" w:fill="F2F5FA"/>
           </w:tcPr>
           <w:p>
-            <w:pPr>
-              <w:spacing w:after="20"/>
-            </w:pPr>
             <w:r>
               <w:rPr>
-                <w:sz w:val="19"/>
+                <w:sz w:val="18"/>
               </w:rPr>
-              <w:t>`pdf_d0dd1c0cd17209afe241ece24bf6b7b4_cb3f88559d5185b079e299b66a22b05c7439961422831605`</w:t>
+            </w:r>
+            <w:r>
+              <w:rPr>
+                <w:b w:val="0"/>
+                <w:sz w:val="18"/>
+              </w:rPr>
+              <w:t>pdf_d0dd1c0cd17209afe241ece24bf6b7b4_cb3f88559d5185b079e299b66a22b05c7439961422831605</w:t>
             </w:r>
           </w:p>
         </w:tc>
         <w:tc>
           <w:tcPr>
             <w:tcW w:type="dxa" w:w="1928"/>
-            <w:shd w:val="clear" w:color="auto" w:fill="F2F2F2"/>
+            <w:shd w:val="clear" w:fill="F2F5FA"/>
           </w:tcPr>
           <w:p>
-            <w:pPr>
-              <w:spacing w:after="20"/>
-            </w:pPr>
             <w:r>
               <w:rPr>
-                <w:sz w:val="19"/>
+                <w:sz w:val="18"/>
+              </w:rPr>
+            </w:r>
+            <w:r>
+              <w:rPr>
+                <w:b w:val="0"/>
+                <w:sz w:val="18"/>
               </w:rPr>
               <w:t>ima知识库搜索「第90讲 命根2」</w:t>
             </w:r>
@@ -2927,15 +3258,18 @@
         <w:tc>
           <w:tcPr>
             <w:tcW w:type="dxa" w:w="1928"/>
-            <w:shd w:val="clear" w:color="auto" w:fill="F2F2F2"/>
+            <w:shd w:val="clear" w:fill="F2F5FA"/>
           </w:tcPr>
           <w:p>
-            <w:pPr>
-              <w:spacing w:after="20"/>
-            </w:pPr>
             <w:r>
               <w:rPr>
-                <w:sz w:val="19"/>
+                <w:sz w:val="18"/>
+              </w:rPr>
+            </w:r>
+            <w:r>
+              <w:rPr>
+                <w:b w:val="0"/>
+                <w:sz w:val="18"/>
               </w:rPr>
               <w:t>第四部分</w:t>
             </w:r>
@@ -2948,12 +3282,15 @@
             <w:tcW w:type="dxa" w:w="1928"/>
           </w:tcPr>
           <w:p>
-            <w:pPr>
-              <w:spacing w:after="20"/>
-            </w:pPr>
             <w:r>
               <w:rPr>
-                <w:sz w:val="19"/>
+                <w:sz w:val="18"/>
+              </w:rPr>
+            </w:r>
+            <w:r>
+              <w:rPr>
+                <w:b w:val="0"/>
+                <w:sz w:val="18"/>
               </w:rPr>
               <w:t>5</w:t>
             </w:r>
@@ -2964,12 +3301,15 @@
             <w:tcW w:type="dxa" w:w="1928"/>
           </w:tcPr>
           <w:p>
-            <w:pPr>
-              <w:spacing w:after="20"/>
-            </w:pPr>
             <w:r>
               <w:rPr>
-                <w:sz w:val="19"/>
+                <w:sz w:val="18"/>
+              </w:rPr>
+            </w:r>
+            <w:r>
+              <w:rPr>
+                <w:b w:val="0"/>
+                <w:sz w:val="18"/>
               </w:rPr>
               <w:t>如来禅修学体系81-正命&amp;悲&amp;慈（PDF课件：慈心所、散播慈爱文）</w:t>
             </w:r>
@@ -2980,14 +3320,17 @@
             <w:tcW w:type="dxa" w:w="1928"/>
           </w:tcPr>
           <w:p>
-            <w:pPr>
-              <w:spacing w:after="20"/>
-            </w:pPr>
             <w:r>
               <w:rPr>
-                <w:sz w:val="19"/>
+                <w:sz w:val="18"/>
               </w:rPr>
-              <w:t>`pdf_d0dd1c0cd17209afe241ece24bf6b7b4_697b9a684c6cbfe3f5f6a17ae60a4c957439961422831605`</w:t>
+            </w:r>
+            <w:r>
+              <w:rPr>
+                <w:b w:val="0"/>
+                <w:sz w:val="18"/>
+              </w:rPr>
+              <w:t>pdf_d0dd1c0cd17209afe241ece24bf6b7b4_697b9a684c6cbfe3f5f6a17ae60a4c957439961422831605</w:t>
             </w:r>
           </w:p>
         </w:tc>
@@ -2996,12 +3339,15 @@
             <w:tcW w:type="dxa" w:w="1928"/>
           </w:tcPr>
           <w:p>
-            <w:pPr>
-              <w:spacing w:after="20"/>
-            </w:pPr>
             <w:r>
               <w:rPr>
-                <w:sz w:val="19"/>
+                <w:sz w:val="18"/>
+              </w:rPr>
+            </w:r>
+            <w:r>
+              <w:rPr>
+                <w:b w:val="0"/>
+                <w:sz w:val="18"/>
               </w:rPr>
               <w:t>ima知识库搜索「如来禅修学体系81」</w:t>
             </w:r>
@@ -3012,12 +3358,15 @@
             <w:tcW w:type="dxa" w:w="1928"/>
           </w:tcPr>
           <w:p>
-            <w:pPr>
-              <w:spacing w:after="20"/>
-            </w:pPr>
             <w:r>
               <w:rPr>
-                <w:sz w:val="19"/>
+                <w:sz w:val="18"/>
+              </w:rPr>
+            </w:r>
+            <w:r>
+              <w:rPr>
+                <w:b w:val="0"/>
+                <w:sz w:val="18"/>
               </w:rPr>
               <w:t>第五部分</w:t>
             </w:r>
@@ -3028,15 +3377,18 @@
         <w:tc>
           <w:tcPr>
             <w:tcW w:type="dxa" w:w="1928"/>
-            <w:shd w:val="clear" w:color="auto" w:fill="F2F2F2"/>
+            <w:shd w:val="clear" w:fill="F2F5FA"/>
           </w:tcPr>
           <w:p>
-            <w:pPr>
-              <w:spacing w:after="20"/>
-            </w:pPr>
             <w:r>
               <w:rPr>
-                <w:sz w:val="19"/>
+                <w:sz w:val="18"/>
+              </w:rPr>
+            </w:r>
+            <w:r>
+              <w:rPr>
+                <w:b w:val="0"/>
+                <w:sz w:val="18"/>
               </w:rPr>
               <w:t>6</w:t>
             </w:r>
@@ -3045,15 +3397,18 @@
         <w:tc>
           <w:tcPr>
             <w:tcW w:type="dxa" w:w="1928"/>
-            <w:shd w:val="clear" w:color="auto" w:fill="F2F2F2"/>
+            <w:shd w:val="clear" w:fill="F2F5FA"/>
           </w:tcPr>
           <w:p>
-            <w:pPr>
-              <w:spacing w:after="20"/>
-            </w:pPr>
             <w:r>
               <w:rPr>
-                <w:sz w:val="19"/>
+                <w:sz w:val="18"/>
+              </w:rPr>
+            </w:r>
+            <w:r>
+              <w:rPr>
+                <w:b w:val="0"/>
+                <w:sz w:val="18"/>
               </w:rPr>
               <w:t>应作慈爱经（慈经全文，PDF课件）</w:t>
             </w:r>
@@ -3062,32 +3417,38 @@
         <w:tc>
           <w:tcPr>
             <w:tcW w:type="dxa" w:w="1928"/>
-            <w:shd w:val="clear" w:color="auto" w:fill="F2F2F2"/>
+            <w:shd w:val="clear" w:fill="F2F5FA"/>
           </w:tcPr>
           <w:p>
-            <w:pPr>
-              <w:spacing w:after="20"/>
-            </w:pPr>
             <w:r>
               <w:rPr>
-                <w:sz w:val="19"/>
+                <w:sz w:val="18"/>
               </w:rPr>
-              <w:t>`pdf_d0dd1c0cd17209afe241ece24bf6b7b4_5282549719bf41f4d6b93862db188e657439961422831605`</w:t>
+            </w:r>
+            <w:r>
+              <w:rPr>
+                <w:b w:val="0"/>
+                <w:sz w:val="18"/>
+              </w:rPr>
+              <w:t>pdf_d0dd1c0cd17209afe241ece24bf6b7b4_5282549719bf41f4d6b93862db188e657439961422831605</w:t>
             </w:r>
           </w:p>
         </w:tc>
         <w:tc>
           <w:tcPr>
             <w:tcW w:type="dxa" w:w="1928"/>
-            <w:shd w:val="clear" w:color="auto" w:fill="F2F2F2"/>
+            <w:shd w:val="clear" w:fill="F2F5FA"/>
           </w:tcPr>
           <w:p>
-            <w:pPr>
-              <w:spacing w:after="20"/>
-            </w:pPr>
             <w:r>
               <w:rPr>
-                <w:sz w:val="19"/>
+                <w:sz w:val="18"/>
+              </w:rPr>
+            </w:r>
+            <w:r>
+              <w:rPr>
+                <w:b w:val="0"/>
+                <w:sz w:val="18"/>
               </w:rPr>
               <w:t>ima知识库搜索「慈经中的十五种素质1」</w:t>
             </w:r>
@@ -3096,15 +3457,18 @@
         <w:tc>
           <w:tcPr>
             <w:tcW w:type="dxa" w:w="1928"/>
-            <w:shd w:val="clear" w:color="auto" w:fill="F2F2F2"/>
+            <w:shd w:val="clear" w:fill="F2F5FA"/>
           </w:tcPr>
           <w:p>
-            <w:pPr>
-              <w:spacing w:after="20"/>
-            </w:pPr>
             <w:r>
               <w:rPr>
-                <w:sz w:val="19"/>
+                <w:sz w:val="18"/>
+              </w:rPr>
+            </w:r>
+            <w:r>
+              <w:rPr>
+                <w:b w:val="0"/>
+                <w:sz w:val="18"/>
               </w:rPr>
               <w:t>第六部分</w:t>
             </w:r>
@@ -3117,12 +3481,15 @@
             <w:tcW w:type="dxa" w:w="1928"/>
           </w:tcPr>
           <w:p>
-            <w:pPr>
-              <w:spacing w:after="20"/>
-            </w:pPr>
             <w:r>
               <w:rPr>
-                <w:sz w:val="19"/>
+                <w:sz w:val="18"/>
+              </w:rPr>
+            </w:r>
+            <w:r>
+              <w:rPr>
+                <w:b w:val="0"/>
+                <w:sz w:val="18"/>
               </w:rPr>
               <w:t>7</w:t>
             </w:r>
@@ -3133,12 +3500,15 @@
             <w:tcW w:type="dxa" w:w="1928"/>
           </w:tcPr>
           <w:p>
-            <w:pPr>
-              <w:spacing w:after="20"/>
-            </w:pPr>
             <w:r>
               <w:rPr>
-                <w:sz w:val="19"/>
+                <w:sz w:val="18"/>
+              </w:rPr>
+            </w:r>
+            <w:r>
+              <w:rPr>
+                <w:b w:val="0"/>
+                <w:sz w:val="18"/>
               </w:rPr>
               <w:t>慈经中的十五种素质10（PDF课件）</w:t>
             </w:r>
@@ -3149,14 +3519,17 @@
             <w:tcW w:type="dxa" w:w="1928"/>
           </w:tcPr>
           <w:p>
-            <w:pPr>
-              <w:spacing w:after="20"/>
-            </w:pPr>
             <w:r>
               <w:rPr>
-                <w:sz w:val="19"/>
+                <w:sz w:val="18"/>
               </w:rPr>
-              <w:t>`pdf_d0dd1c0cd17209afe241ece24bf6b7b4_547626f82b0a3a9421a5e18e119ca3457439961422831605`</w:t>
+            </w:r>
+            <w:r>
+              <w:rPr>
+                <w:b w:val="0"/>
+                <w:sz w:val="18"/>
+              </w:rPr>
+              <w:t>pdf_d0dd1c0cd17209afe241ece24bf6b7b4_547626f82b0a3a9421a5e18e119ca3457439961422831605</w:t>
             </w:r>
           </w:p>
         </w:tc>
@@ -3165,12 +3538,15 @@
             <w:tcW w:type="dxa" w:w="1928"/>
           </w:tcPr>
           <w:p>
-            <w:pPr>
-              <w:spacing w:after="20"/>
-            </w:pPr>
             <w:r>
               <w:rPr>
-                <w:sz w:val="19"/>
+                <w:sz w:val="18"/>
+              </w:rPr>
+            </w:r>
+            <w:r>
+              <w:rPr>
+                <w:b w:val="0"/>
+                <w:sz w:val="18"/>
               </w:rPr>
               <w:t>ima知识库搜索「慈经中的十五种素质10」</w:t>
             </w:r>
@@ -3181,12 +3557,15 @@
             <w:tcW w:type="dxa" w:w="1928"/>
           </w:tcPr>
           <w:p>
-            <w:pPr>
-              <w:spacing w:after="20"/>
-            </w:pPr>
             <w:r>
               <w:rPr>
-                <w:sz w:val="19"/>
+                <w:sz w:val="18"/>
+              </w:rPr>
+            </w:r>
+            <w:r>
+              <w:rPr>
+                <w:b w:val="0"/>
+                <w:sz w:val="18"/>
               </w:rPr>
               <w:t>第七部分</w:t>
             </w:r>
@@ -3197,15 +3576,18 @@
         <w:tc>
           <w:tcPr>
             <w:tcW w:type="dxa" w:w="1928"/>
-            <w:shd w:val="clear" w:color="auto" w:fill="F2F2F2"/>
+            <w:shd w:val="clear" w:fill="F2F5FA"/>
           </w:tcPr>
           <w:p>
-            <w:pPr>
-              <w:spacing w:after="20"/>
-            </w:pPr>
             <w:r>
               <w:rPr>
-                <w:sz w:val="19"/>
+                <w:sz w:val="18"/>
+              </w:rPr>
+            </w:r>
+            <w:r>
+              <w:rPr>
+                <w:b w:val="0"/>
+                <w:sz w:val="18"/>
               </w:rPr>
               <w:t>8</w:t>
             </w:r>
@@ -3214,15 +3596,18 @@
         <w:tc>
           <w:tcPr>
             <w:tcW w:type="dxa" w:w="1928"/>
-            <w:shd w:val="clear" w:color="auto" w:fill="F2F2F2"/>
+            <w:shd w:val="clear" w:fill="F2F5FA"/>
           </w:tcPr>
           <w:p>
-            <w:pPr>
-              <w:spacing w:after="20"/>
-            </w:pPr>
             <w:r>
               <w:rPr>
-                <w:sz w:val="19"/>
+                <w:sz w:val="18"/>
+              </w:rPr>
+            </w:r>
+            <w:r>
+              <w:rPr>
+                <w:b w:val="0"/>
+                <w:sz w:val="18"/>
               </w:rPr>
               <w:t>十一集·增支部（PDF经文：慈心解脱十一种果报）</w:t>
             </w:r>
@@ -3231,32 +3616,38 @@
         <w:tc>
           <w:tcPr>
             <w:tcW w:type="dxa" w:w="1928"/>
-            <w:shd w:val="clear" w:color="auto" w:fill="F2F2F2"/>
+            <w:shd w:val="clear" w:fill="F2F5FA"/>
           </w:tcPr>
           <w:p>
-            <w:pPr>
-              <w:spacing w:after="20"/>
-            </w:pPr>
             <w:r>
               <w:rPr>
-                <w:sz w:val="19"/>
+                <w:sz w:val="18"/>
               </w:rPr>
-              <w:t>`pdf_d0dd1c0cd17209afe241ece24bf6b7b4_7dd7f986d02cb8adec0fdb7615321f9d7439961422831605`</w:t>
+            </w:r>
+            <w:r>
+              <w:rPr>
+                <w:b w:val="0"/>
+                <w:sz w:val="18"/>
+              </w:rPr>
+              <w:t>pdf_d0dd1c0cd17209afe241ece24bf6b7b4_7dd7f986d02cb8adec0fdb7615321f9d7439961422831605</w:t>
             </w:r>
           </w:p>
         </w:tc>
         <w:tc>
           <w:tcPr>
             <w:tcW w:type="dxa" w:w="1928"/>
-            <w:shd w:val="clear" w:color="auto" w:fill="F2F2F2"/>
+            <w:shd w:val="clear" w:fill="F2F5FA"/>
           </w:tcPr>
           <w:p>
-            <w:pPr>
-              <w:spacing w:after="20"/>
-            </w:pPr>
             <w:r>
               <w:rPr>
-                <w:sz w:val="19"/>
+                <w:sz w:val="18"/>
+              </w:rPr>
+            </w:r>
+            <w:r>
+              <w:rPr>
+                <w:b w:val="0"/>
+                <w:sz w:val="18"/>
               </w:rPr>
               <w:t>ima知识库搜索「十一集」</w:t>
             </w:r>
@@ -3265,15 +3656,18 @@
         <w:tc>
           <w:tcPr>
             <w:tcW w:type="dxa" w:w="1928"/>
-            <w:shd w:val="clear" w:color="auto" w:fill="F2F2F2"/>
+            <w:shd w:val="clear" w:fill="F2F5FA"/>
           </w:tcPr>
           <w:p>
-            <w:pPr>
-              <w:spacing w:after="20"/>
-            </w:pPr>
             <w:r>
               <w:rPr>
-                <w:sz w:val="19"/>
+                <w:sz w:val="18"/>
+              </w:rPr>
+            </w:r>
+            <w:r>
+              <w:rPr>
+                <w:b w:val="0"/>
+                <w:sz w:val="18"/>
               </w:rPr>
               <w:t>第八部分</w:t>
             </w:r>
@@ -3286,12 +3680,15 @@
             <w:tcW w:type="dxa" w:w="1928"/>
           </w:tcPr>
           <w:p>
-            <w:pPr>
-              <w:spacing w:after="20"/>
-            </w:pPr>
             <w:r>
               <w:rPr>
-                <w:sz w:val="19"/>
+                <w:sz w:val="18"/>
+              </w:rPr>
+            </w:r>
+            <w:r>
+              <w:rPr>
+                <w:b w:val="0"/>
+                <w:sz w:val="18"/>
               </w:rPr>
               <w:t>9</w:t>
             </w:r>
@@ -3302,12 +3699,15 @@
             <w:tcW w:type="dxa" w:w="1928"/>
           </w:tcPr>
           <w:p>
-            <w:pPr>
-              <w:spacing w:after="20"/>
-            </w:pPr>
             <w:r>
               <w:rPr>
-                <w:sz w:val="19"/>
+                <w:sz w:val="18"/>
+              </w:rPr>
+            </w:r>
+            <w:r>
+              <w:rPr>
+                <w:b w:val="0"/>
+                <w:sz w:val="18"/>
               </w:rPr>
               <w:t>天湖寺早晚课诵本（PDF，慈爱散播、应作慈爱经）</w:t>
             </w:r>
@@ -3318,14 +3718,17 @@
             <w:tcW w:type="dxa" w:w="1928"/>
           </w:tcPr>
           <w:p>
-            <w:pPr>
-              <w:spacing w:after="20"/>
-            </w:pPr>
             <w:r>
               <w:rPr>
-                <w:sz w:val="19"/>
+                <w:sz w:val="18"/>
               </w:rPr>
-              <w:t>`pdf_d0dd1c0cd17209afe241ece24bf6b7b4_6f25861a789aee54d314c7169431cab57439961422831605`</w:t>
+            </w:r>
+            <w:r>
+              <w:rPr>
+                <w:b w:val="0"/>
+                <w:sz w:val="18"/>
+              </w:rPr>
+              <w:t>pdf_d0dd1c0cd17209afe241ece24bf6b7b4_6f25861a789aee54d314c7169431cab57439961422831605</w:t>
             </w:r>
           </w:p>
         </w:tc>
@@ -3334,12 +3737,15 @@
             <w:tcW w:type="dxa" w:w="1928"/>
           </w:tcPr>
           <w:p>
-            <w:pPr>
-              <w:spacing w:after="20"/>
-            </w:pPr>
             <w:r>
               <w:rPr>
-                <w:sz w:val="19"/>
+                <w:sz w:val="18"/>
+              </w:rPr>
+            </w:r>
+            <w:r>
+              <w:rPr>
+                <w:b w:val="0"/>
+                <w:sz w:val="18"/>
               </w:rPr>
               <w:t>ima知识库搜索「天湖寺早晚课诵本」</w:t>
             </w:r>
@@ -3350,12 +3756,15 @@
             <w:tcW w:type="dxa" w:w="1928"/>
           </w:tcPr>
           <w:p>
-            <w:pPr>
-              <w:spacing w:after="20"/>
-            </w:pPr>
             <w:r>
               <w:rPr>
-                <w:sz w:val="19"/>
+                <w:sz w:val="18"/>
+              </w:rPr>
+            </w:r>
+            <w:r>
+              <w:rPr>
+                <w:b w:val="0"/>
+                <w:sz w:val="18"/>
               </w:rPr>
               <w:t>第九部分</w:t>
             </w:r>
@@ -3364,38 +3773,56 @@
       </w:tr>
     </w:tbl>
     <w:p>
-      <w:pPr>
-        <w:spacing w:before="160" w:after="80"/>
-      </w:pPr>
       <w:r>
         <w:rPr>
-          <w:rFonts w:ascii="Microsoft YaHei" w:hAnsi="Microsoft YaHei" w:eastAsia="Microsoft YaHei"/>
           <w:b/>
-          <w:color w:val="1E5631"/>
-          <w:sz w:val="28"/>
+          <w:color w:val="1E4620"/>
+          <w:sz w:val="26"/>
         </w:rPr>
         <w:t>🎉 结语</w:t>
       </w:r>
     </w:p>
     <w:p>
       <w:pPr>
-        <w:spacing w:before="40" w:after="80"/>
-        <w:ind w:left="283"/>
-        <w:shd w:val="clear" w:color="auto" w:fill="EDF6EF"/>
+        <w:ind w:left="170"/>
         <w:pBdr>
-          <w:left w:val="single" w:sz="20" w:space="6" w:color="1E5631"/>
+          <w:left w:val="single" w:sz="18" w:space="4" w:color="1E4620"/>
         </w:pBdr>
+        <w:shd w:val="clear" w:fill="F2F5FA"/>
       </w:pPr>
       <w:r>
         <w:rPr>
-          <w:sz w:val="20"/>
+          <w:b w:val="0"/>
         </w:rPr>
-        <w:t xml:space="preserve">8周的慈心之旅结束了，但慈心的培育是一生的功课。 愿你将这份"愿一切众生快乐"的心，带入生活的每一天。 </w:t>
+        <w:t>8周的慈心之旅结束了，但慈心的培育是一生的功课。</w:t>
       </w:r>
+    </w:p>
+    <w:p>
+      <w:pPr>
+        <w:ind w:left="170"/>
+        <w:pBdr>
+          <w:left w:val="single" w:sz="18" w:space="4" w:color="1E4620"/>
+        </w:pBdr>
+        <w:shd w:val="clear" w:fill="F2F5FA"/>
+      </w:pPr>
+      <w:r>
+        <w:rPr>
+          <w:b w:val="0"/>
+        </w:rPr>
+        <w:t>愿你将这份"愿一切众生快乐"的心，带入生活的每一天。</w:t>
+      </w:r>
+    </w:p>
+    <w:p>
+      <w:pPr>
+        <w:ind w:left="170"/>
+        <w:pBdr>
+          <w:left w:val="single" w:sz="18" w:space="4" w:color="1E4620"/>
+        </w:pBdr>
+        <w:shd w:val="clear" w:fill="F2F5FA"/>
+      </w:pPr>
       <w:r>
         <w:rPr>
           <w:b/>
-          <w:sz w:val="20"/>
         </w:rPr>
         <w:t>愿一切众生远离危难，愿一切众生内心愉悦，愿一切众生身体健康，愿一切众生保有快乐。</w:t>
       </w:r>
@@ -3419,7 +3846,11 @@
       <w:pStyle w:val="Footer"/>
       <w:jc w:val="center"/>
     </w:pPr>
-    <w:fldSimple w:instr="PAGE"/>
+    <w:r>
+      <w:fldChar w:fldCharType="begin"/>
+      <w:instrText xml:space="preserve">PAGE</w:instrText>
+      <w:fldChar w:fldCharType="end"/>
+    </w:r>
   </w:p>
 </w:ftr>
 </file>
@@ -3433,10 +3864,10 @@
     </w:pPr>
     <w:r>
       <w:rPr>
-        <w:color w:val="808080"/>
+        <w:color w:val="1E4620"/>
         <w:sz w:val="16"/>
       </w:rPr>
-      <w:t>读书会02·第8周·慈经十五素质、慈巴拉密与总结回向（朗读优化版）</w:t>
+      <w:t>读书会02 · 第8周 · 朗读优化版（8周版） · 学员版</w:t>
     </w:r>
   </w:p>
 </w:hdr>
@@ -3805,11 +4236,8 @@
     <w:name w:val="Normal"/>
     <w:qFormat/>
     <w:rsid w:val="00FC693F"/>
-    <w:pPr>
-      <w:spacing w:line="324" w:lineRule="auto" w:after="60"/>
-    </w:pPr>
     <w:rPr>
-      <w:rFonts w:ascii="Microsoft YaHei" w:hAnsi="Microsoft YaHei" w:eastAsia="Microsoft YaHei"/>
+      <w:rFonts w:ascii="等线" w:hAnsi="等线" w:eastAsia="宋体"/>
       <w:sz w:val="21"/>
     </w:rPr>
   </w:style>
